--- a/Optimalisasi-dan-Automasi/Modul-Word/Modul-3-Visualisasi-dan-Akuisisi-Pipeline.docx
+++ b/Optimalisasi-dan-Automasi/Modul-Word/Modul-3-Visualisasi-dan-Akuisisi-Pipeline.docx
@@ -2667,7 +2667,7 @@
       <w:r>
         <w:drawing>
           <wp:inline xmlns:a="http://schemas.openxmlformats.org/drawingml/2006/main" xmlns:pic="http://schemas.openxmlformats.org/drawingml/2006/picture">
-            <wp:extent cx="7901247" cy="1936865"/>
+            <wp:extent cx="5472000" cy="1341374"/>
             <wp:docPr id="1858245148" name="Picture 1858245148"/>
             <wp:cNvGraphicFramePr>
               <a:graphicFrameLocks noChangeAspect="1"/>
@@ -2688,7 +2688,7 @@
                   <pic:spPr>
                     <a:xfrm>
                       <a:off x="0" y="0"/>
-                      <a:ext cx="7901247" cy="1936865"/>
+                      <a:ext cx="5472000" cy="1341374"/>
                     </a:xfrm>
                     <a:prstGeom prst="rect"/>
                   </pic:spPr>
@@ -3684,7 +3684,7 @@
       <w:r>
         <w:drawing>
           <wp:inline xmlns:a="http://schemas.openxmlformats.org/drawingml/2006/main" xmlns:pic="http://schemas.openxmlformats.org/drawingml/2006/picture">
-            <wp:extent cx="8474825" cy="4197927"/>
+            <wp:extent cx="5472000" cy="2710505"/>
             <wp:docPr id="1858245149" name="Picture 1858245149"/>
             <wp:cNvGraphicFramePr>
               <a:graphicFrameLocks noChangeAspect="1"/>
@@ -3705,7 +3705,7 @@
                   <pic:spPr>
                     <a:xfrm>
                       <a:off x="0" y="0"/>
-                      <a:ext cx="8474825" cy="4197927"/>
+                      <a:ext cx="5472000" cy="2710505"/>
                     </a:xfrm>
                     <a:prstGeom prst="rect"/>
                   </pic:spPr>
@@ -3795,7 +3795,7 @@
       <w:r>
         <w:drawing>
           <wp:inline xmlns:a="http://schemas.openxmlformats.org/drawingml/2006/main" xmlns:pic="http://schemas.openxmlformats.org/drawingml/2006/picture">
-            <wp:extent cx="7867996" cy="4476403"/>
+            <wp:extent cx="5472000" cy="3113229"/>
             <wp:docPr id="1858245150" name="Picture 1858245150"/>
             <wp:cNvGraphicFramePr>
               <a:graphicFrameLocks noChangeAspect="1"/>
@@ -3816,7 +3816,7 @@
                   <pic:spPr>
                     <a:xfrm>
                       <a:off x="0" y="0"/>
-                      <a:ext cx="7867996" cy="4476403"/>
+                      <a:ext cx="5472000" cy="3113229"/>
                     </a:xfrm>
                     <a:prstGeom prst="rect"/>
                   </pic:spPr>
@@ -5293,7 +5293,7 @@
       <w:r>
         <w:drawing>
           <wp:inline xmlns:a="http://schemas.openxmlformats.org/drawingml/2006/main" xmlns:pic="http://schemas.openxmlformats.org/drawingml/2006/picture">
-            <wp:extent cx="8587047" cy="5602778"/>
+            <wp:extent cx="5472000" cy="3570308"/>
             <wp:docPr id="1858245152" name="Picture 1858245152"/>
             <wp:cNvGraphicFramePr>
               <a:graphicFrameLocks noChangeAspect="1"/>
@@ -5314,7 +5314,7 @@
                   <pic:spPr>
                     <a:xfrm>
                       <a:off x="0" y="0"/>
-                      <a:ext cx="8587047" cy="5602778"/>
+                      <a:ext cx="5472000" cy="3570308"/>
                     </a:xfrm>
                     <a:prstGeom prst="rect"/>
                   </pic:spPr>
@@ -5374,7 +5374,7 @@
       <w:r>
         <w:drawing>
           <wp:inline xmlns:a="http://schemas.openxmlformats.org/drawingml/2006/main" xmlns:pic="http://schemas.openxmlformats.org/drawingml/2006/picture">
-            <wp:extent cx="7951123" cy="5182985"/>
+            <wp:extent cx="5472000" cy="3566954"/>
             <wp:docPr id="1858245153" name="Picture 1858245153"/>
             <wp:cNvGraphicFramePr>
               <a:graphicFrameLocks noChangeAspect="1"/>
@@ -5395,7 +5395,7 @@
                   <pic:spPr>
                     <a:xfrm>
                       <a:off x="0" y="0"/>
-                      <a:ext cx="7951123" cy="5182985"/>
+                      <a:ext cx="5472000" cy="3566954"/>
                     </a:xfrm>
                     <a:prstGeom prst="rect"/>
                   </pic:spPr>
@@ -5446,7 +5446,7 @@
       <w:r>
         <w:drawing>
           <wp:inline xmlns:a="http://schemas.openxmlformats.org/drawingml/2006/main" xmlns:pic="http://schemas.openxmlformats.org/drawingml/2006/picture">
-            <wp:extent cx="6957752" cy="4339243"/>
+            <wp:extent cx="5472000" cy="3412645"/>
             <wp:docPr id="1858245154" name="Picture 1858245154"/>
             <wp:cNvGraphicFramePr>
               <a:graphicFrameLocks noChangeAspect="1"/>
@@ -5467,7 +5467,7 @@
                   <pic:spPr>
                     <a:xfrm>
                       <a:off x="0" y="0"/>
-                      <a:ext cx="6957752" cy="4339243"/>
+                      <a:ext cx="5472000" cy="3412645"/>
                     </a:xfrm>
                     <a:prstGeom prst="rect"/>
                   </pic:spPr>

--- a/Optimalisasi-dan-Automasi/Modul-Word/Modul-3-Visualisasi-dan-Akuisisi-Pipeline.docx
+++ b/Optimalisasi-dan-Automasi/Modul-Word/Modul-3-Visualisasi-dan-Akuisisi-Pipeline.docx
@@ -3007,12 +3007,18 @@
         <w:tc>
           <w:tcPr>
             <w:tcW w:type="dxa" w:w="1757"/>
+            <w:tcMar>
+              <w:top w:w="40" w:type="dxa"/>
+              <w:bottom w:w="40" w:type="dxa"/>
+              <w:left w:w="100" w:type="dxa"/>
+              <w:right w:w="100" w:type="dxa"/>
+            </w:tcMar>
             <w:shd w:val="clear" w:fill="DCE4F1"/>
           </w:tcPr>
           <w:p>
             <w:pPr>
               <w:keepNext/>
-              <w:spacing w:after="0"/>
+              <w:spacing w:line="240" w:lineRule="auto" w:before="0" w:after="0"/>
             </w:pPr>
             <w:r>
               <w:rPr>
@@ -3028,12 +3034,18 @@
         <w:tc>
           <w:tcPr>
             <w:tcW w:type="dxa" w:w="1757"/>
+            <w:tcMar>
+              <w:top w:w="40" w:type="dxa"/>
+              <w:bottom w:w="40" w:type="dxa"/>
+              <w:left w:w="100" w:type="dxa"/>
+              <w:right w:w="100" w:type="dxa"/>
+            </w:tcMar>
             <w:shd w:val="clear" w:fill="DCE4F1"/>
           </w:tcPr>
           <w:p>
             <w:pPr>
               <w:keepNext/>
-              <w:spacing w:after="0"/>
+              <w:spacing w:line="240" w:lineRule="auto" w:before="0" w:after="0"/>
             </w:pPr>
             <w:r>
               <w:rPr>
@@ -3049,12 +3061,18 @@
         <w:tc>
           <w:tcPr>
             <w:tcW w:type="dxa" w:w="1757"/>
+            <w:tcMar>
+              <w:top w:w="40" w:type="dxa"/>
+              <w:bottom w:w="40" w:type="dxa"/>
+              <w:left w:w="100" w:type="dxa"/>
+              <w:right w:w="100" w:type="dxa"/>
+            </w:tcMar>
             <w:shd w:val="clear" w:fill="DCE4F1"/>
           </w:tcPr>
           <w:p>
             <w:pPr>
               <w:keepNext/>
-              <w:spacing w:after="0"/>
+              <w:spacing w:line="240" w:lineRule="auto" w:before="0" w:after="0"/>
             </w:pPr>
             <w:r>
               <w:rPr>
@@ -3070,12 +3088,18 @@
         <w:tc>
           <w:tcPr>
             <w:tcW w:type="dxa" w:w="1757"/>
+            <w:tcMar>
+              <w:top w:w="40" w:type="dxa"/>
+              <w:bottom w:w="40" w:type="dxa"/>
+              <w:left w:w="100" w:type="dxa"/>
+              <w:right w:w="100" w:type="dxa"/>
+            </w:tcMar>
             <w:shd w:val="clear" w:fill="DCE4F1"/>
           </w:tcPr>
           <w:p>
             <w:pPr>
               <w:keepNext/>
-              <w:spacing w:after="0"/>
+              <w:spacing w:line="240" w:lineRule="auto" w:before="0" w:after="0"/>
             </w:pPr>
             <w:r>
               <w:rPr>
@@ -3091,12 +3115,18 @@
         <w:tc>
           <w:tcPr>
             <w:tcW w:type="dxa" w:w="1757"/>
+            <w:tcMar>
+              <w:top w:w="40" w:type="dxa"/>
+              <w:bottom w:w="40" w:type="dxa"/>
+              <w:left w:w="100" w:type="dxa"/>
+              <w:right w:w="100" w:type="dxa"/>
+            </w:tcMar>
             <w:shd w:val="clear" w:fill="DCE4F1"/>
           </w:tcPr>
           <w:p>
             <w:pPr>
               <w:keepNext/>
-              <w:spacing w:after="0"/>
+              <w:spacing w:line="240" w:lineRule="auto" w:before="0" w:after="0"/>
             </w:pPr>
             <w:r>
               <w:rPr>
@@ -3117,11 +3147,17 @@
         <w:tc>
           <w:tcPr>
             <w:tcW w:type="dxa" w:w="1757"/>
+            <w:tcMar>
+              <w:top w:w="40" w:type="dxa"/>
+              <w:bottom w:w="40" w:type="dxa"/>
+              <w:left w:w="100" w:type="dxa"/>
+              <w:right w:w="100" w:type="dxa"/>
+            </w:tcMar>
           </w:tcPr>
           <w:p>
             <w:pPr>
               <w:keepNext/>
-              <w:spacing w:after="0"/>
+              <w:spacing w:line="240" w:lineRule="auto" w:before="0" w:after="0"/>
             </w:pPr>
             <w:r>
               <w:rPr>
@@ -3137,11 +3173,17 @@
         <w:tc>
           <w:tcPr>
             <w:tcW w:type="dxa" w:w="1757"/>
+            <w:tcMar>
+              <w:top w:w="40" w:type="dxa"/>
+              <w:bottom w:w="40" w:type="dxa"/>
+              <w:left w:w="100" w:type="dxa"/>
+              <w:right w:w="100" w:type="dxa"/>
+            </w:tcMar>
           </w:tcPr>
           <w:p>
             <w:pPr>
               <w:keepNext/>
-              <w:spacing w:after="0"/>
+              <w:spacing w:line="240" w:lineRule="auto" w:before="0" w:after="0"/>
             </w:pPr>
             <w:r>
               <w:rPr>
@@ -3157,11 +3199,17 @@
         <w:tc>
           <w:tcPr>
             <w:tcW w:type="dxa" w:w="1757"/>
+            <w:tcMar>
+              <w:top w:w="40" w:type="dxa"/>
+              <w:bottom w:w="40" w:type="dxa"/>
+              <w:left w:w="100" w:type="dxa"/>
+              <w:right w:w="100" w:type="dxa"/>
+            </w:tcMar>
           </w:tcPr>
           <w:p>
             <w:pPr>
               <w:keepNext/>
-              <w:spacing w:after="0"/>
+              <w:spacing w:line="240" w:lineRule="auto" w:before="0" w:after="0"/>
             </w:pPr>
             <w:r>
               <w:rPr>
@@ -3177,11 +3225,17 @@
         <w:tc>
           <w:tcPr>
             <w:tcW w:type="dxa" w:w="1757"/>
+            <w:tcMar>
+              <w:top w:w="40" w:type="dxa"/>
+              <w:bottom w:w="40" w:type="dxa"/>
+              <w:left w:w="100" w:type="dxa"/>
+              <w:right w:w="100" w:type="dxa"/>
+            </w:tcMar>
           </w:tcPr>
           <w:p>
             <w:pPr>
               <w:keepNext/>
-              <w:spacing w:after="0"/>
+              <w:spacing w:line="240" w:lineRule="auto" w:before="0" w:after="0"/>
             </w:pPr>
             <w:r>
               <w:rPr>
@@ -3197,11 +3251,17 @@
         <w:tc>
           <w:tcPr>
             <w:tcW w:type="dxa" w:w="1757"/>
+            <w:tcMar>
+              <w:top w:w="40" w:type="dxa"/>
+              <w:bottom w:w="40" w:type="dxa"/>
+              <w:left w:w="100" w:type="dxa"/>
+              <w:right w:w="100" w:type="dxa"/>
+            </w:tcMar>
           </w:tcPr>
           <w:p>
             <w:pPr>
               <w:keepNext/>
-              <w:spacing w:after="0"/>
+              <w:spacing w:line="240" w:lineRule="auto" w:before="0" w:after="0"/>
             </w:pPr>
             <w:r>
               <w:rPr>
@@ -3222,11 +3282,17 @@
         <w:tc>
           <w:tcPr>
             <w:tcW w:type="dxa" w:w="1757"/>
+            <w:tcMar>
+              <w:top w:w="40" w:type="dxa"/>
+              <w:bottom w:w="40" w:type="dxa"/>
+              <w:left w:w="100" w:type="dxa"/>
+              <w:right w:w="100" w:type="dxa"/>
+            </w:tcMar>
           </w:tcPr>
           <w:p>
             <w:pPr>
               <w:keepNext/>
-              <w:spacing w:after="0"/>
+              <w:spacing w:line="240" w:lineRule="auto" w:before="0" w:after="0"/>
             </w:pPr>
             <w:r>
               <w:rPr>
@@ -3242,11 +3308,17 @@
         <w:tc>
           <w:tcPr>
             <w:tcW w:type="dxa" w:w="1757"/>
+            <w:tcMar>
+              <w:top w:w="40" w:type="dxa"/>
+              <w:bottom w:w="40" w:type="dxa"/>
+              <w:left w:w="100" w:type="dxa"/>
+              <w:right w:w="100" w:type="dxa"/>
+            </w:tcMar>
           </w:tcPr>
           <w:p>
             <w:pPr>
               <w:keepNext/>
-              <w:spacing w:after="0"/>
+              <w:spacing w:line="240" w:lineRule="auto" w:before="0" w:after="0"/>
             </w:pPr>
             <w:r>
               <w:rPr>
@@ -3262,11 +3334,17 @@
         <w:tc>
           <w:tcPr>
             <w:tcW w:type="dxa" w:w="1757"/>
+            <w:tcMar>
+              <w:top w:w="40" w:type="dxa"/>
+              <w:bottom w:w="40" w:type="dxa"/>
+              <w:left w:w="100" w:type="dxa"/>
+              <w:right w:w="100" w:type="dxa"/>
+            </w:tcMar>
           </w:tcPr>
           <w:p>
             <w:pPr>
               <w:keepNext/>
-              <w:spacing w:after="0"/>
+              <w:spacing w:line="240" w:lineRule="auto" w:before="0" w:after="0"/>
             </w:pPr>
             <w:r>
               <w:rPr>
@@ -3282,11 +3360,17 @@
         <w:tc>
           <w:tcPr>
             <w:tcW w:type="dxa" w:w="1757"/>
+            <w:tcMar>
+              <w:top w:w="40" w:type="dxa"/>
+              <w:bottom w:w="40" w:type="dxa"/>
+              <w:left w:w="100" w:type="dxa"/>
+              <w:right w:w="100" w:type="dxa"/>
+            </w:tcMar>
           </w:tcPr>
           <w:p>
             <w:pPr>
               <w:keepNext/>
-              <w:spacing w:after="0"/>
+              <w:spacing w:line="240" w:lineRule="auto" w:before="0" w:after="0"/>
             </w:pPr>
             <w:r>
               <w:rPr>
@@ -3302,11 +3386,17 @@
         <w:tc>
           <w:tcPr>
             <w:tcW w:type="dxa" w:w="1757"/>
+            <w:tcMar>
+              <w:top w:w="40" w:type="dxa"/>
+              <w:bottom w:w="40" w:type="dxa"/>
+              <w:left w:w="100" w:type="dxa"/>
+              <w:right w:w="100" w:type="dxa"/>
+            </w:tcMar>
           </w:tcPr>
           <w:p>
             <w:pPr>
               <w:keepNext/>
-              <w:spacing w:after="0"/>
+              <w:spacing w:line="240" w:lineRule="auto" w:before="0" w:after="0"/>
             </w:pPr>
             <w:r>
               <w:rPr>
@@ -3327,11 +3417,17 @@
         <w:tc>
           <w:tcPr>
             <w:tcW w:type="dxa" w:w="1757"/>
+            <w:tcMar>
+              <w:top w:w="40" w:type="dxa"/>
+              <w:bottom w:w="40" w:type="dxa"/>
+              <w:left w:w="100" w:type="dxa"/>
+              <w:right w:w="100" w:type="dxa"/>
+            </w:tcMar>
           </w:tcPr>
           <w:p>
             <w:pPr>
               <w:keepNext/>
-              <w:spacing w:after="0"/>
+              <w:spacing w:line="240" w:lineRule="auto" w:before="0" w:after="0"/>
             </w:pPr>
             <w:r>
               <w:rPr>
@@ -3347,11 +3443,17 @@
         <w:tc>
           <w:tcPr>
             <w:tcW w:type="dxa" w:w="1757"/>
+            <w:tcMar>
+              <w:top w:w="40" w:type="dxa"/>
+              <w:bottom w:w="40" w:type="dxa"/>
+              <w:left w:w="100" w:type="dxa"/>
+              <w:right w:w="100" w:type="dxa"/>
+            </w:tcMar>
           </w:tcPr>
           <w:p>
             <w:pPr>
               <w:keepNext/>
-              <w:spacing w:after="0"/>
+              <w:spacing w:line="240" w:lineRule="auto" w:before="0" w:after="0"/>
             </w:pPr>
             <w:r>
               <w:rPr>
@@ -3367,11 +3469,17 @@
         <w:tc>
           <w:tcPr>
             <w:tcW w:type="dxa" w:w="1757"/>
+            <w:tcMar>
+              <w:top w:w="40" w:type="dxa"/>
+              <w:bottom w:w="40" w:type="dxa"/>
+              <w:left w:w="100" w:type="dxa"/>
+              <w:right w:w="100" w:type="dxa"/>
+            </w:tcMar>
           </w:tcPr>
           <w:p>
             <w:pPr>
               <w:keepNext/>
-              <w:spacing w:after="0"/>
+              <w:spacing w:line="240" w:lineRule="auto" w:before="0" w:after="0"/>
             </w:pPr>
             <w:r>
               <w:rPr>
@@ -3387,11 +3495,17 @@
         <w:tc>
           <w:tcPr>
             <w:tcW w:type="dxa" w:w="1757"/>
+            <w:tcMar>
+              <w:top w:w="40" w:type="dxa"/>
+              <w:bottom w:w="40" w:type="dxa"/>
+              <w:left w:w="100" w:type="dxa"/>
+              <w:right w:w="100" w:type="dxa"/>
+            </w:tcMar>
           </w:tcPr>
           <w:p>
             <w:pPr>
               <w:keepNext/>
-              <w:spacing w:after="0"/>
+              <w:spacing w:line="240" w:lineRule="auto" w:before="0" w:after="0"/>
             </w:pPr>
             <w:r>
               <w:rPr>
@@ -3407,11 +3521,17 @@
         <w:tc>
           <w:tcPr>
             <w:tcW w:type="dxa" w:w="1757"/>
+            <w:tcMar>
+              <w:top w:w="40" w:type="dxa"/>
+              <w:bottom w:w="40" w:type="dxa"/>
+              <w:left w:w="100" w:type="dxa"/>
+              <w:right w:w="100" w:type="dxa"/>
+            </w:tcMar>
           </w:tcPr>
           <w:p>
             <w:pPr>
               <w:keepNext/>
-              <w:spacing w:after="0"/>
+              <w:spacing w:line="240" w:lineRule="auto" w:before="0" w:after="0"/>
             </w:pPr>
             <w:r>
               <w:rPr>
@@ -3432,11 +3552,17 @@
         <w:tc>
           <w:tcPr>
             <w:tcW w:type="dxa" w:w="1757"/>
+            <w:tcMar>
+              <w:top w:w="40" w:type="dxa"/>
+              <w:bottom w:w="40" w:type="dxa"/>
+              <w:left w:w="100" w:type="dxa"/>
+              <w:right w:w="100" w:type="dxa"/>
+            </w:tcMar>
           </w:tcPr>
           <w:p>
             <w:pPr>
               <w:keepNext/>
-              <w:spacing w:after="0"/>
+              <w:spacing w:line="240" w:lineRule="auto" w:before="0" w:after="0"/>
             </w:pPr>
             <w:r>
               <w:rPr>
@@ -3452,11 +3578,17 @@
         <w:tc>
           <w:tcPr>
             <w:tcW w:type="dxa" w:w="1757"/>
+            <w:tcMar>
+              <w:top w:w="40" w:type="dxa"/>
+              <w:bottom w:w="40" w:type="dxa"/>
+              <w:left w:w="100" w:type="dxa"/>
+              <w:right w:w="100" w:type="dxa"/>
+            </w:tcMar>
           </w:tcPr>
           <w:p>
             <w:pPr>
               <w:keepNext/>
-              <w:spacing w:after="0"/>
+              <w:spacing w:line="240" w:lineRule="auto" w:before="0" w:after="0"/>
             </w:pPr>
             <w:r>
               <w:rPr>
@@ -3472,11 +3604,17 @@
         <w:tc>
           <w:tcPr>
             <w:tcW w:type="dxa" w:w="1757"/>
+            <w:tcMar>
+              <w:top w:w="40" w:type="dxa"/>
+              <w:bottom w:w="40" w:type="dxa"/>
+              <w:left w:w="100" w:type="dxa"/>
+              <w:right w:w="100" w:type="dxa"/>
+            </w:tcMar>
           </w:tcPr>
           <w:p>
             <w:pPr>
               <w:keepNext/>
-              <w:spacing w:after="0"/>
+              <w:spacing w:line="240" w:lineRule="auto" w:before="0" w:after="0"/>
             </w:pPr>
             <w:r>
               <w:rPr>
@@ -3492,11 +3630,17 @@
         <w:tc>
           <w:tcPr>
             <w:tcW w:type="dxa" w:w="1757"/>
+            <w:tcMar>
+              <w:top w:w="40" w:type="dxa"/>
+              <w:bottom w:w="40" w:type="dxa"/>
+              <w:left w:w="100" w:type="dxa"/>
+              <w:right w:w="100" w:type="dxa"/>
+            </w:tcMar>
           </w:tcPr>
           <w:p>
             <w:pPr>
               <w:keepNext/>
-              <w:spacing w:after="0"/>
+              <w:spacing w:line="240" w:lineRule="auto" w:before="0" w:after="0"/>
             </w:pPr>
             <w:r>
               <w:rPr>
@@ -3512,11 +3656,17 @@
         <w:tc>
           <w:tcPr>
             <w:tcW w:type="dxa" w:w="1757"/>
+            <w:tcMar>
+              <w:top w:w="40" w:type="dxa"/>
+              <w:bottom w:w="40" w:type="dxa"/>
+              <w:left w:w="100" w:type="dxa"/>
+              <w:right w:w="100" w:type="dxa"/>
+            </w:tcMar>
           </w:tcPr>
           <w:p>
             <w:pPr>
               <w:keepNext/>
-              <w:spacing w:after="0"/>
+              <w:spacing w:line="240" w:lineRule="auto" w:before="0" w:after="0"/>
             </w:pPr>
             <w:r>
               <w:rPr>
@@ -3537,10 +3687,16 @@
         <w:tc>
           <w:tcPr>
             <w:tcW w:type="dxa" w:w="1757"/>
+            <w:tcMar>
+              <w:top w:w="40" w:type="dxa"/>
+              <w:bottom w:w="40" w:type="dxa"/>
+              <w:left w:w="100" w:type="dxa"/>
+              <w:right w:w="100" w:type="dxa"/>
+            </w:tcMar>
           </w:tcPr>
           <w:p>
             <w:pPr>
-              <w:spacing w:after="0"/>
+              <w:spacing w:line="240" w:lineRule="auto" w:before="0" w:after="0"/>
             </w:pPr>
             <w:r>
               <w:rPr>
@@ -3556,10 +3712,16 @@
         <w:tc>
           <w:tcPr>
             <w:tcW w:type="dxa" w:w="1757"/>
+            <w:tcMar>
+              <w:top w:w="40" w:type="dxa"/>
+              <w:bottom w:w="40" w:type="dxa"/>
+              <w:left w:w="100" w:type="dxa"/>
+              <w:right w:w="100" w:type="dxa"/>
+            </w:tcMar>
           </w:tcPr>
           <w:p>
             <w:pPr>
-              <w:spacing w:after="0"/>
+              <w:spacing w:line="240" w:lineRule="auto" w:before="0" w:after="0"/>
             </w:pPr>
             <w:r>
               <w:rPr>
@@ -3575,10 +3737,16 @@
         <w:tc>
           <w:tcPr>
             <w:tcW w:type="dxa" w:w="1757"/>
+            <w:tcMar>
+              <w:top w:w="40" w:type="dxa"/>
+              <w:bottom w:w="40" w:type="dxa"/>
+              <w:left w:w="100" w:type="dxa"/>
+              <w:right w:w="100" w:type="dxa"/>
+            </w:tcMar>
           </w:tcPr>
           <w:p>
             <w:pPr>
-              <w:spacing w:after="0"/>
+              <w:spacing w:line="240" w:lineRule="auto" w:before="0" w:after="0"/>
             </w:pPr>
             <w:r>
               <w:rPr>
@@ -3594,10 +3762,16 @@
         <w:tc>
           <w:tcPr>
             <w:tcW w:type="dxa" w:w="1757"/>
+            <w:tcMar>
+              <w:top w:w="40" w:type="dxa"/>
+              <w:bottom w:w="40" w:type="dxa"/>
+              <w:left w:w="100" w:type="dxa"/>
+              <w:right w:w="100" w:type="dxa"/>
+            </w:tcMar>
           </w:tcPr>
           <w:p>
             <w:pPr>
-              <w:spacing w:after="0"/>
+              <w:spacing w:line="240" w:lineRule="auto" w:before="0" w:after="0"/>
             </w:pPr>
             <w:r>
               <w:rPr>
@@ -3613,10 +3787,16 @@
         <w:tc>
           <w:tcPr>
             <w:tcW w:type="dxa" w:w="1757"/>
+            <w:tcMar>
+              <w:top w:w="40" w:type="dxa"/>
+              <w:bottom w:w="40" w:type="dxa"/>
+              <w:left w:w="100" w:type="dxa"/>
+              <w:right w:w="100" w:type="dxa"/>
+            </w:tcMar>
           </w:tcPr>
           <w:p>
             <w:pPr>
-              <w:spacing w:after="0"/>
+              <w:spacing w:line="240" w:lineRule="auto" w:before="0" w:after="0"/>
             </w:pPr>
             <w:r>
               <w:rPr>
@@ -3795,7 +3975,7 @@
       <w:r>
         <w:drawing>
           <wp:inline xmlns:a="http://schemas.openxmlformats.org/drawingml/2006/main" xmlns:pic="http://schemas.openxmlformats.org/drawingml/2006/picture">
-            <wp:extent cx="5472000" cy="3113229"/>
+            <wp:extent cx="4112924" cy="2339999"/>
             <wp:docPr id="1858245150" name="Picture 1858245150"/>
             <wp:cNvGraphicFramePr>
               <a:graphicFrameLocks noChangeAspect="1"/>
@@ -3816,7 +3996,7 @@
                   <pic:spPr>
                     <a:xfrm>
                       <a:off x="0" y="0"/>
-                      <a:ext cx="5472000" cy="3113229"/>
+                      <a:ext cx="4112924" cy="2339999"/>
                     </a:xfrm>
                     <a:prstGeom prst="rect"/>
                   </pic:spPr>
@@ -4095,12 +4275,18 @@
         <w:tc>
           <w:tcPr>
             <w:tcW w:type="dxa" w:w="1757"/>
+            <w:tcMar>
+              <w:top w:w="40" w:type="dxa"/>
+              <w:bottom w:w="40" w:type="dxa"/>
+              <w:left w:w="100" w:type="dxa"/>
+              <w:right w:w="100" w:type="dxa"/>
+            </w:tcMar>
             <w:shd w:val="clear" w:fill="DCE4F1"/>
           </w:tcPr>
           <w:p>
             <w:pPr>
               <w:keepNext/>
-              <w:spacing w:after="0"/>
+              <w:spacing w:line="240" w:lineRule="auto" w:before="0" w:after="0"/>
             </w:pPr>
             <w:r>
               <w:rPr>
@@ -4116,12 +4302,18 @@
         <w:tc>
           <w:tcPr>
             <w:tcW w:type="dxa" w:w="1757"/>
+            <w:tcMar>
+              <w:top w:w="40" w:type="dxa"/>
+              <w:bottom w:w="40" w:type="dxa"/>
+              <w:left w:w="100" w:type="dxa"/>
+              <w:right w:w="100" w:type="dxa"/>
+            </w:tcMar>
             <w:shd w:val="clear" w:fill="DCE4F1"/>
           </w:tcPr>
           <w:p>
             <w:pPr>
               <w:keepNext/>
-              <w:spacing w:after="0"/>
+              <w:spacing w:line="240" w:lineRule="auto" w:before="0" w:after="0"/>
             </w:pPr>
             <w:r>
               <w:rPr>
@@ -4137,12 +4329,18 @@
         <w:tc>
           <w:tcPr>
             <w:tcW w:type="dxa" w:w="1757"/>
+            <w:tcMar>
+              <w:top w:w="40" w:type="dxa"/>
+              <w:bottom w:w="40" w:type="dxa"/>
+              <w:left w:w="100" w:type="dxa"/>
+              <w:right w:w="100" w:type="dxa"/>
+            </w:tcMar>
             <w:shd w:val="clear" w:fill="DCE4F1"/>
           </w:tcPr>
           <w:p>
             <w:pPr>
               <w:keepNext/>
-              <w:spacing w:after="0"/>
+              <w:spacing w:line="240" w:lineRule="auto" w:before="0" w:after="0"/>
             </w:pPr>
             <w:r>
               <w:rPr>
@@ -4158,12 +4356,18 @@
         <w:tc>
           <w:tcPr>
             <w:tcW w:type="dxa" w:w="1757"/>
+            <w:tcMar>
+              <w:top w:w="40" w:type="dxa"/>
+              <w:bottom w:w="40" w:type="dxa"/>
+              <w:left w:w="100" w:type="dxa"/>
+              <w:right w:w="100" w:type="dxa"/>
+            </w:tcMar>
             <w:shd w:val="clear" w:fill="DCE4F1"/>
           </w:tcPr>
           <w:p>
             <w:pPr>
               <w:keepNext/>
-              <w:spacing w:after="0"/>
+              <w:spacing w:line="240" w:lineRule="auto" w:before="0" w:after="0"/>
             </w:pPr>
             <w:r>
               <w:rPr>
@@ -4179,12 +4383,18 @@
         <w:tc>
           <w:tcPr>
             <w:tcW w:type="dxa" w:w="1757"/>
+            <w:tcMar>
+              <w:top w:w="40" w:type="dxa"/>
+              <w:bottom w:w="40" w:type="dxa"/>
+              <w:left w:w="100" w:type="dxa"/>
+              <w:right w:w="100" w:type="dxa"/>
+            </w:tcMar>
             <w:shd w:val="clear" w:fill="DCE4F1"/>
           </w:tcPr>
           <w:p>
             <w:pPr>
               <w:keepNext/>
-              <w:spacing w:after="0"/>
+              <w:spacing w:line="240" w:lineRule="auto" w:before="0" w:after="0"/>
             </w:pPr>
             <w:r>
               <w:rPr>
@@ -4205,11 +4415,17 @@
         <w:tc>
           <w:tcPr>
             <w:tcW w:type="dxa" w:w="1757"/>
+            <w:tcMar>
+              <w:top w:w="40" w:type="dxa"/>
+              <w:bottom w:w="40" w:type="dxa"/>
+              <w:left w:w="100" w:type="dxa"/>
+              <w:right w:w="100" w:type="dxa"/>
+            </w:tcMar>
           </w:tcPr>
           <w:p>
             <w:pPr>
               <w:keepNext/>
-              <w:spacing w:after="0"/>
+              <w:spacing w:line="240" w:lineRule="auto" w:before="0" w:after="0"/>
             </w:pPr>
             <w:r>
               <w:rPr>
@@ -4225,11 +4441,17 @@
         <w:tc>
           <w:tcPr>
             <w:tcW w:type="dxa" w:w="1757"/>
+            <w:tcMar>
+              <w:top w:w="40" w:type="dxa"/>
+              <w:bottom w:w="40" w:type="dxa"/>
+              <w:left w:w="100" w:type="dxa"/>
+              <w:right w:w="100" w:type="dxa"/>
+            </w:tcMar>
           </w:tcPr>
           <w:p>
             <w:pPr>
               <w:keepNext/>
-              <w:spacing w:after="0"/>
+              <w:spacing w:line="240" w:lineRule="auto" w:before="0" w:after="0"/>
             </w:pPr>
             <w:r>
               <w:rPr>
@@ -4245,11 +4467,17 @@
         <w:tc>
           <w:tcPr>
             <w:tcW w:type="dxa" w:w="1757"/>
+            <w:tcMar>
+              <w:top w:w="40" w:type="dxa"/>
+              <w:bottom w:w="40" w:type="dxa"/>
+              <w:left w:w="100" w:type="dxa"/>
+              <w:right w:w="100" w:type="dxa"/>
+            </w:tcMar>
           </w:tcPr>
           <w:p>
             <w:pPr>
               <w:keepNext/>
-              <w:spacing w:after="0"/>
+              <w:spacing w:line="240" w:lineRule="auto" w:before="0" w:after="0"/>
             </w:pPr>
             <w:r>
               <w:rPr>
@@ -4265,11 +4493,17 @@
         <w:tc>
           <w:tcPr>
             <w:tcW w:type="dxa" w:w="1757"/>
+            <w:tcMar>
+              <w:top w:w="40" w:type="dxa"/>
+              <w:bottom w:w="40" w:type="dxa"/>
+              <w:left w:w="100" w:type="dxa"/>
+              <w:right w:w="100" w:type="dxa"/>
+            </w:tcMar>
           </w:tcPr>
           <w:p>
             <w:pPr>
               <w:keepNext/>
-              <w:spacing w:after="0"/>
+              <w:spacing w:line="240" w:lineRule="auto" w:before="0" w:after="0"/>
             </w:pPr>
             <w:r>
               <w:rPr>
@@ -4285,11 +4519,17 @@
         <w:tc>
           <w:tcPr>
             <w:tcW w:type="dxa" w:w="1757"/>
+            <w:tcMar>
+              <w:top w:w="40" w:type="dxa"/>
+              <w:bottom w:w="40" w:type="dxa"/>
+              <w:left w:w="100" w:type="dxa"/>
+              <w:right w:w="100" w:type="dxa"/>
+            </w:tcMar>
           </w:tcPr>
           <w:p>
             <w:pPr>
               <w:keepNext/>
-              <w:spacing w:after="0"/>
+              <w:spacing w:line="240" w:lineRule="auto" w:before="0" w:after="0"/>
             </w:pPr>
             <w:r>
               <w:rPr>
@@ -4310,11 +4550,17 @@
         <w:tc>
           <w:tcPr>
             <w:tcW w:type="dxa" w:w="1757"/>
+            <w:tcMar>
+              <w:top w:w="40" w:type="dxa"/>
+              <w:bottom w:w="40" w:type="dxa"/>
+              <w:left w:w="100" w:type="dxa"/>
+              <w:right w:w="100" w:type="dxa"/>
+            </w:tcMar>
           </w:tcPr>
           <w:p>
             <w:pPr>
               <w:keepNext/>
-              <w:spacing w:after="0"/>
+              <w:spacing w:line="240" w:lineRule="auto" w:before="0" w:after="0"/>
             </w:pPr>
             <w:r>
               <w:rPr>
@@ -4330,11 +4576,17 @@
         <w:tc>
           <w:tcPr>
             <w:tcW w:type="dxa" w:w="1757"/>
+            <w:tcMar>
+              <w:top w:w="40" w:type="dxa"/>
+              <w:bottom w:w="40" w:type="dxa"/>
+              <w:left w:w="100" w:type="dxa"/>
+              <w:right w:w="100" w:type="dxa"/>
+            </w:tcMar>
           </w:tcPr>
           <w:p>
             <w:pPr>
               <w:keepNext/>
-              <w:spacing w:after="0"/>
+              <w:spacing w:line="240" w:lineRule="auto" w:before="0" w:after="0"/>
             </w:pPr>
             <w:r>
               <w:rPr>
@@ -4350,11 +4602,17 @@
         <w:tc>
           <w:tcPr>
             <w:tcW w:type="dxa" w:w="1757"/>
+            <w:tcMar>
+              <w:top w:w="40" w:type="dxa"/>
+              <w:bottom w:w="40" w:type="dxa"/>
+              <w:left w:w="100" w:type="dxa"/>
+              <w:right w:w="100" w:type="dxa"/>
+            </w:tcMar>
           </w:tcPr>
           <w:p>
             <w:pPr>
               <w:keepNext/>
-              <w:spacing w:after="0"/>
+              <w:spacing w:line="240" w:lineRule="auto" w:before="0" w:after="0"/>
             </w:pPr>
             <w:r>
               <w:rPr>
@@ -4370,11 +4628,17 @@
         <w:tc>
           <w:tcPr>
             <w:tcW w:type="dxa" w:w="1757"/>
+            <w:tcMar>
+              <w:top w:w="40" w:type="dxa"/>
+              <w:bottom w:w="40" w:type="dxa"/>
+              <w:left w:w="100" w:type="dxa"/>
+              <w:right w:w="100" w:type="dxa"/>
+            </w:tcMar>
           </w:tcPr>
           <w:p>
             <w:pPr>
               <w:keepNext/>
-              <w:spacing w:after="0"/>
+              <w:spacing w:line="240" w:lineRule="auto" w:before="0" w:after="0"/>
             </w:pPr>
             <w:r>
               <w:rPr>
@@ -4390,11 +4654,17 @@
         <w:tc>
           <w:tcPr>
             <w:tcW w:type="dxa" w:w="1757"/>
+            <w:tcMar>
+              <w:top w:w="40" w:type="dxa"/>
+              <w:bottom w:w="40" w:type="dxa"/>
+              <w:left w:w="100" w:type="dxa"/>
+              <w:right w:w="100" w:type="dxa"/>
+            </w:tcMar>
           </w:tcPr>
           <w:p>
             <w:pPr>
               <w:keepNext/>
-              <w:spacing w:after="0"/>
+              <w:spacing w:line="240" w:lineRule="auto" w:before="0" w:after="0"/>
             </w:pPr>
             <w:r>
               <w:rPr>
@@ -4415,11 +4685,17 @@
         <w:tc>
           <w:tcPr>
             <w:tcW w:type="dxa" w:w="1757"/>
+            <w:tcMar>
+              <w:top w:w="40" w:type="dxa"/>
+              <w:bottom w:w="40" w:type="dxa"/>
+              <w:left w:w="100" w:type="dxa"/>
+              <w:right w:w="100" w:type="dxa"/>
+            </w:tcMar>
           </w:tcPr>
           <w:p>
             <w:pPr>
               <w:keepNext/>
-              <w:spacing w:after="0"/>
+              <w:spacing w:line="240" w:lineRule="auto" w:before="0" w:after="0"/>
             </w:pPr>
             <w:r>
               <w:rPr>
@@ -4435,11 +4711,17 @@
         <w:tc>
           <w:tcPr>
             <w:tcW w:type="dxa" w:w="1757"/>
+            <w:tcMar>
+              <w:top w:w="40" w:type="dxa"/>
+              <w:bottom w:w="40" w:type="dxa"/>
+              <w:left w:w="100" w:type="dxa"/>
+              <w:right w:w="100" w:type="dxa"/>
+            </w:tcMar>
           </w:tcPr>
           <w:p>
             <w:pPr>
               <w:keepNext/>
-              <w:spacing w:after="0"/>
+              <w:spacing w:line="240" w:lineRule="auto" w:before="0" w:after="0"/>
             </w:pPr>
             <w:r>
               <w:rPr>
@@ -4455,11 +4737,17 @@
         <w:tc>
           <w:tcPr>
             <w:tcW w:type="dxa" w:w="1757"/>
+            <w:tcMar>
+              <w:top w:w="40" w:type="dxa"/>
+              <w:bottom w:w="40" w:type="dxa"/>
+              <w:left w:w="100" w:type="dxa"/>
+              <w:right w:w="100" w:type="dxa"/>
+            </w:tcMar>
           </w:tcPr>
           <w:p>
             <w:pPr>
               <w:keepNext/>
-              <w:spacing w:after="0"/>
+              <w:spacing w:line="240" w:lineRule="auto" w:before="0" w:after="0"/>
             </w:pPr>
             <w:r>
               <w:rPr>
@@ -4475,11 +4763,17 @@
         <w:tc>
           <w:tcPr>
             <w:tcW w:type="dxa" w:w="1757"/>
+            <w:tcMar>
+              <w:top w:w="40" w:type="dxa"/>
+              <w:bottom w:w="40" w:type="dxa"/>
+              <w:left w:w="100" w:type="dxa"/>
+              <w:right w:w="100" w:type="dxa"/>
+            </w:tcMar>
           </w:tcPr>
           <w:p>
             <w:pPr>
               <w:keepNext/>
-              <w:spacing w:after="0"/>
+              <w:spacing w:line="240" w:lineRule="auto" w:before="0" w:after="0"/>
             </w:pPr>
             <w:r>
               <w:rPr>
@@ -4495,11 +4789,17 @@
         <w:tc>
           <w:tcPr>
             <w:tcW w:type="dxa" w:w="1757"/>
+            <w:tcMar>
+              <w:top w:w="40" w:type="dxa"/>
+              <w:bottom w:w="40" w:type="dxa"/>
+              <w:left w:w="100" w:type="dxa"/>
+              <w:right w:w="100" w:type="dxa"/>
+            </w:tcMar>
           </w:tcPr>
           <w:p>
             <w:pPr>
               <w:keepNext/>
-              <w:spacing w:after="0"/>
+              <w:spacing w:line="240" w:lineRule="auto" w:before="0" w:after="0"/>
             </w:pPr>
             <w:r>
               <w:rPr>
@@ -4520,10 +4820,16 @@
         <w:tc>
           <w:tcPr>
             <w:tcW w:type="dxa" w:w="1757"/>
+            <w:tcMar>
+              <w:top w:w="40" w:type="dxa"/>
+              <w:bottom w:w="40" w:type="dxa"/>
+              <w:left w:w="100" w:type="dxa"/>
+              <w:right w:w="100" w:type="dxa"/>
+            </w:tcMar>
           </w:tcPr>
           <w:p>
             <w:pPr>
-              <w:spacing w:after="0"/>
+              <w:spacing w:line="240" w:lineRule="auto" w:before="0" w:after="0"/>
             </w:pPr>
             <w:r>
               <w:rPr>
@@ -4539,10 +4845,16 @@
         <w:tc>
           <w:tcPr>
             <w:tcW w:type="dxa" w:w="1757"/>
+            <w:tcMar>
+              <w:top w:w="40" w:type="dxa"/>
+              <w:bottom w:w="40" w:type="dxa"/>
+              <w:left w:w="100" w:type="dxa"/>
+              <w:right w:w="100" w:type="dxa"/>
+            </w:tcMar>
           </w:tcPr>
           <w:p>
             <w:pPr>
-              <w:spacing w:after="0"/>
+              <w:spacing w:line="240" w:lineRule="auto" w:before="0" w:after="0"/>
             </w:pPr>
             <w:r>
               <w:rPr>
@@ -4558,10 +4870,16 @@
         <w:tc>
           <w:tcPr>
             <w:tcW w:type="dxa" w:w="1757"/>
+            <w:tcMar>
+              <w:top w:w="40" w:type="dxa"/>
+              <w:bottom w:w="40" w:type="dxa"/>
+              <w:left w:w="100" w:type="dxa"/>
+              <w:right w:w="100" w:type="dxa"/>
+            </w:tcMar>
           </w:tcPr>
           <w:p>
             <w:pPr>
-              <w:spacing w:after="0"/>
+              <w:spacing w:line="240" w:lineRule="auto" w:before="0" w:after="0"/>
             </w:pPr>
             <w:r>
               <w:rPr>
@@ -4577,10 +4895,16 @@
         <w:tc>
           <w:tcPr>
             <w:tcW w:type="dxa" w:w="1757"/>
+            <w:tcMar>
+              <w:top w:w="40" w:type="dxa"/>
+              <w:bottom w:w="40" w:type="dxa"/>
+              <w:left w:w="100" w:type="dxa"/>
+              <w:right w:w="100" w:type="dxa"/>
+            </w:tcMar>
           </w:tcPr>
           <w:p>
             <w:pPr>
-              <w:spacing w:after="0"/>
+              <w:spacing w:line="240" w:lineRule="auto" w:before="0" w:after="0"/>
             </w:pPr>
             <w:r>
               <w:rPr>
@@ -4596,10 +4920,16 @@
         <w:tc>
           <w:tcPr>
             <w:tcW w:type="dxa" w:w="1757"/>
+            <w:tcMar>
+              <w:top w:w="40" w:type="dxa"/>
+              <w:bottom w:w="40" w:type="dxa"/>
+              <w:left w:w="100" w:type="dxa"/>
+              <w:right w:w="100" w:type="dxa"/>
+            </w:tcMar>
           </w:tcPr>
           <w:p>
             <w:pPr>
-              <w:spacing w:after="0"/>
+              <w:spacing w:line="240" w:lineRule="auto" w:before="0" w:after="0"/>
             </w:pPr>
             <w:r>
               <w:rPr>
@@ -4628,7 +4958,7 @@
       <w:r>
         <w:drawing>
           <wp:inline xmlns:a="http://schemas.openxmlformats.org/drawingml/2006/main" xmlns:pic="http://schemas.openxmlformats.org/drawingml/2006/picture">
-            <wp:extent cx="5424054" cy="4330930"/>
+            <wp:extent cx="4508637" cy="3599999"/>
             <wp:docPr id="1858245151" name="Picture 1858245151"/>
             <wp:cNvGraphicFramePr>
               <a:graphicFrameLocks noChangeAspect="1"/>
@@ -4649,7 +4979,7 @@
                   <pic:spPr>
                     <a:xfrm>
                       <a:off x="0" y="0"/>
-                      <a:ext cx="5424054" cy="4330930"/>
+                      <a:ext cx="4508637" cy="3599999"/>
                     </a:xfrm>
                     <a:prstGeom prst="rect"/>
                   </pic:spPr>
@@ -4895,12 +5225,18 @@
         <w:tc>
           <w:tcPr>
             <w:tcW w:type="dxa" w:w="2929"/>
+            <w:tcMar>
+              <w:top w:w="40" w:type="dxa"/>
+              <w:bottom w:w="40" w:type="dxa"/>
+              <w:left w:w="100" w:type="dxa"/>
+              <w:right w:w="100" w:type="dxa"/>
+            </w:tcMar>
             <w:shd w:val="clear" w:fill="DCE4F1"/>
           </w:tcPr>
           <w:p>
             <w:pPr>
               <w:keepNext/>
-              <w:spacing w:after="0"/>
+              <w:spacing w:line="240" w:lineRule="auto" w:before="0" w:after="0"/>
             </w:pPr>
             <w:r>
               <w:rPr>
@@ -4916,12 +5252,18 @@
         <w:tc>
           <w:tcPr>
             <w:tcW w:type="dxa" w:w="2929"/>
+            <w:tcMar>
+              <w:top w:w="40" w:type="dxa"/>
+              <w:bottom w:w="40" w:type="dxa"/>
+              <w:left w:w="100" w:type="dxa"/>
+              <w:right w:w="100" w:type="dxa"/>
+            </w:tcMar>
             <w:shd w:val="clear" w:fill="DCE4F1"/>
           </w:tcPr>
           <w:p>
             <w:pPr>
               <w:keepNext/>
-              <w:spacing w:after="0"/>
+              <w:spacing w:line="240" w:lineRule="auto" w:before="0" w:after="0"/>
             </w:pPr>
             <w:r>
               <w:rPr>
@@ -4937,12 +5279,18 @@
         <w:tc>
           <w:tcPr>
             <w:tcW w:type="dxa" w:w="2929"/>
+            <w:tcMar>
+              <w:top w:w="40" w:type="dxa"/>
+              <w:bottom w:w="40" w:type="dxa"/>
+              <w:left w:w="100" w:type="dxa"/>
+              <w:right w:w="100" w:type="dxa"/>
+            </w:tcMar>
             <w:shd w:val="clear" w:fill="DCE4F1"/>
           </w:tcPr>
           <w:p>
             <w:pPr>
               <w:keepNext/>
-              <w:spacing w:after="0"/>
+              <w:spacing w:line="240" w:lineRule="auto" w:before="0" w:after="0"/>
             </w:pPr>
             <w:r>
               <w:rPr>
@@ -4963,11 +5311,17 @@
         <w:tc>
           <w:tcPr>
             <w:tcW w:type="dxa" w:w="2929"/>
+            <w:tcMar>
+              <w:top w:w="40" w:type="dxa"/>
+              <w:bottom w:w="40" w:type="dxa"/>
+              <w:left w:w="100" w:type="dxa"/>
+              <w:right w:w="100" w:type="dxa"/>
+            </w:tcMar>
           </w:tcPr>
           <w:p>
             <w:pPr>
               <w:keepNext/>
-              <w:spacing w:after="0"/>
+              <w:spacing w:line="240" w:lineRule="auto" w:before="0" w:after="0"/>
             </w:pPr>
             <w:r>
               <w:rPr>
@@ -4983,11 +5337,17 @@
         <w:tc>
           <w:tcPr>
             <w:tcW w:type="dxa" w:w="2929"/>
+            <w:tcMar>
+              <w:top w:w="40" w:type="dxa"/>
+              <w:bottom w:w="40" w:type="dxa"/>
+              <w:left w:w="100" w:type="dxa"/>
+              <w:right w:w="100" w:type="dxa"/>
+            </w:tcMar>
           </w:tcPr>
           <w:p>
             <w:pPr>
               <w:keepNext/>
-              <w:spacing w:after="0"/>
+              <w:spacing w:line="240" w:lineRule="auto" w:before="0" w:after="0"/>
             </w:pPr>
             <w:r>
               <w:rPr>
@@ -5003,11 +5363,17 @@
         <w:tc>
           <w:tcPr>
             <w:tcW w:type="dxa" w:w="2929"/>
+            <w:tcMar>
+              <w:top w:w="40" w:type="dxa"/>
+              <w:bottom w:w="40" w:type="dxa"/>
+              <w:left w:w="100" w:type="dxa"/>
+              <w:right w:w="100" w:type="dxa"/>
+            </w:tcMar>
           </w:tcPr>
           <w:p>
             <w:pPr>
               <w:keepNext/>
-              <w:spacing w:after="0"/>
+              <w:spacing w:line="240" w:lineRule="auto" w:before="0" w:after="0"/>
             </w:pPr>
             <w:r>
               <w:rPr>
@@ -5028,11 +5394,17 @@
         <w:tc>
           <w:tcPr>
             <w:tcW w:type="dxa" w:w="2929"/>
+            <w:tcMar>
+              <w:top w:w="40" w:type="dxa"/>
+              <w:bottom w:w="40" w:type="dxa"/>
+              <w:left w:w="100" w:type="dxa"/>
+              <w:right w:w="100" w:type="dxa"/>
+            </w:tcMar>
           </w:tcPr>
           <w:p>
             <w:pPr>
               <w:keepNext/>
-              <w:spacing w:after="0"/>
+              <w:spacing w:line="240" w:lineRule="auto" w:before="0" w:after="0"/>
             </w:pPr>
             <w:r>
               <w:rPr>
@@ -5048,11 +5420,17 @@
         <w:tc>
           <w:tcPr>
             <w:tcW w:type="dxa" w:w="2929"/>
+            <w:tcMar>
+              <w:top w:w="40" w:type="dxa"/>
+              <w:bottom w:w="40" w:type="dxa"/>
+              <w:left w:w="100" w:type="dxa"/>
+              <w:right w:w="100" w:type="dxa"/>
+            </w:tcMar>
           </w:tcPr>
           <w:p>
             <w:pPr>
               <w:keepNext/>
-              <w:spacing w:after="0"/>
+              <w:spacing w:line="240" w:lineRule="auto" w:before="0" w:after="0"/>
             </w:pPr>
             <w:r>
               <w:rPr>
@@ -5068,11 +5446,17 @@
         <w:tc>
           <w:tcPr>
             <w:tcW w:type="dxa" w:w="2929"/>
+            <w:tcMar>
+              <w:top w:w="40" w:type="dxa"/>
+              <w:bottom w:w="40" w:type="dxa"/>
+              <w:left w:w="100" w:type="dxa"/>
+              <w:right w:w="100" w:type="dxa"/>
+            </w:tcMar>
           </w:tcPr>
           <w:p>
             <w:pPr>
               <w:keepNext/>
-              <w:spacing w:after="0"/>
+              <w:spacing w:line="240" w:lineRule="auto" w:before="0" w:after="0"/>
             </w:pPr>
             <w:r>
               <w:rPr>
@@ -5093,11 +5477,17 @@
         <w:tc>
           <w:tcPr>
             <w:tcW w:type="dxa" w:w="2929"/>
+            <w:tcMar>
+              <w:top w:w="40" w:type="dxa"/>
+              <w:bottom w:w="40" w:type="dxa"/>
+              <w:left w:w="100" w:type="dxa"/>
+              <w:right w:w="100" w:type="dxa"/>
+            </w:tcMar>
           </w:tcPr>
           <w:p>
             <w:pPr>
               <w:keepNext/>
-              <w:spacing w:after="0"/>
+              <w:spacing w:line="240" w:lineRule="auto" w:before="0" w:after="0"/>
             </w:pPr>
             <w:r>
               <w:rPr>
@@ -5113,11 +5503,17 @@
         <w:tc>
           <w:tcPr>
             <w:tcW w:type="dxa" w:w="2929"/>
+            <w:tcMar>
+              <w:top w:w="40" w:type="dxa"/>
+              <w:bottom w:w="40" w:type="dxa"/>
+              <w:left w:w="100" w:type="dxa"/>
+              <w:right w:w="100" w:type="dxa"/>
+            </w:tcMar>
           </w:tcPr>
           <w:p>
             <w:pPr>
               <w:keepNext/>
-              <w:spacing w:after="0"/>
+              <w:spacing w:line="240" w:lineRule="auto" w:before="0" w:after="0"/>
             </w:pPr>
             <w:r>
               <w:rPr>
@@ -5133,11 +5529,17 @@
         <w:tc>
           <w:tcPr>
             <w:tcW w:type="dxa" w:w="2929"/>
+            <w:tcMar>
+              <w:top w:w="40" w:type="dxa"/>
+              <w:bottom w:w="40" w:type="dxa"/>
+              <w:left w:w="100" w:type="dxa"/>
+              <w:right w:w="100" w:type="dxa"/>
+            </w:tcMar>
           </w:tcPr>
           <w:p>
             <w:pPr>
               <w:keepNext/>
-              <w:spacing w:after="0"/>
+              <w:spacing w:line="240" w:lineRule="auto" w:before="0" w:after="0"/>
             </w:pPr>
             <w:r>
               <w:rPr>
@@ -5158,11 +5560,17 @@
         <w:tc>
           <w:tcPr>
             <w:tcW w:type="dxa" w:w="2929"/>
+            <w:tcMar>
+              <w:top w:w="40" w:type="dxa"/>
+              <w:bottom w:w="40" w:type="dxa"/>
+              <w:left w:w="100" w:type="dxa"/>
+              <w:right w:w="100" w:type="dxa"/>
+            </w:tcMar>
           </w:tcPr>
           <w:p>
             <w:pPr>
               <w:keepNext/>
-              <w:spacing w:after="0"/>
+              <w:spacing w:line="240" w:lineRule="auto" w:before="0" w:after="0"/>
             </w:pPr>
             <w:r>
               <w:rPr>
@@ -5178,11 +5586,17 @@
         <w:tc>
           <w:tcPr>
             <w:tcW w:type="dxa" w:w="2929"/>
+            <w:tcMar>
+              <w:top w:w="40" w:type="dxa"/>
+              <w:bottom w:w="40" w:type="dxa"/>
+              <w:left w:w="100" w:type="dxa"/>
+              <w:right w:w="100" w:type="dxa"/>
+            </w:tcMar>
           </w:tcPr>
           <w:p>
             <w:pPr>
               <w:keepNext/>
-              <w:spacing w:after="0"/>
+              <w:spacing w:line="240" w:lineRule="auto" w:before="0" w:after="0"/>
             </w:pPr>
             <w:r>
               <w:rPr>
@@ -5198,11 +5612,17 @@
         <w:tc>
           <w:tcPr>
             <w:tcW w:type="dxa" w:w="2929"/>
+            <w:tcMar>
+              <w:top w:w="40" w:type="dxa"/>
+              <w:bottom w:w="40" w:type="dxa"/>
+              <w:left w:w="100" w:type="dxa"/>
+              <w:right w:w="100" w:type="dxa"/>
+            </w:tcMar>
           </w:tcPr>
           <w:p>
             <w:pPr>
               <w:keepNext/>
-              <w:spacing w:after="0"/>
+              <w:spacing w:line="240" w:lineRule="auto" w:before="0" w:after="0"/>
             </w:pPr>
             <w:r>
               <w:rPr>
@@ -5223,10 +5643,16 @@
         <w:tc>
           <w:tcPr>
             <w:tcW w:type="dxa" w:w="2929"/>
+            <w:tcMar>
+              <w:top w:w="40" w:type="dxa"/>
+              <w:bottom w:w="40" w:type="dxa"/>
+              <w:left w:w="100" w:type="dxa"/>
+              <w:right w:w="100" w:type="dxa"/>
+            </w:tcMar>
           </w:tcPr>
           <w:p>
             <w:pPr>
-              <w:spacing w:after="0"/>
+              <w:spacing w:line="240" w:lineRule="auto" w:before="0" w:after="0"/>
             </w:pPr>
             <w:r>
               <w:rPr>
@@ -5242,10 +5668,16 @@
         <w:tc>
           <w:tcPr>
             <w:tcW w:type="dxa" w:w="2929"/>
+            <w:tcMar>
+              <w:top w:w="40" w:type="dxa"/>
+              <w:bottom w:w="40" w:type="dxa"/>
+              <w:left w:w="100" w:type="dxa"/>
+              <w:right w:w="100" w:type="dxa"/>
+            </w:tcMar>
           </w:tcPr>
           <w:p>
             <w:pPr>
-              <w:spacing w:after="0"/>
+              <w:spacing w:line="240" w:lineRule="auto" w:before="0" w:after="0"/>
             </w:pPr>
             <w:r>
               <w:rPr>
@@ -5261,10 +5693,16 @@
         <w:tc>
           <w:tcPr>
             <w:tcW w:type="dxa" w:w="2929"/>
+            <w:tcMar>
+              <w:top w:w="40" w:type="dxa"/>
+              <w:bottom w:w="40" w:type="dxa"/>
+              <w:left w:w="100" w:type="dxa"/>
+              <w:right w:w="100" w:type="dxa"/>
+            </w:tcMar>
           </w:tcPr>
           <w:p>
             <w:pPr>
-              <w:spacing w:after="0"/>
+              <w:spacing w:line="240" w:lineRule="auto" w:before="0" w:after="0"/>
             </w:pPr>
             <w:r>
               <w:rPr>
@@ -5293,7 +5731,7 @@
       <w:r>
         <w:drawing>
           <wp:inline xmlns:a="http://schemas.openxmlformats.org/drawingml/2006/main" xmlns:pic="http://schemas.openxmlformats.org/drawingml/2006/picture">
-            <wp:extent cx="5472000" cy="3570308"/>
+            <wp:extent cx="3310504" cy="2160000"/>
             <wp:docPr id="1858245152" name="Picture 1858245152"/>
             <wp:cNvGraphicFramePr>
               <a:graphicFrameLocks noChangeAspect="1"/>
@@ -5314,7 +5752,7 @@
                   <pic:spPr>
                     <a:xfrm>
                       <a:off x="0" y="0"/>
-                      <a:ext cx="5472000" cy="3570308"/>
+                      <a:ext cx="3310504" cy="2160000"/>
                     </a:xfrm>
                     <a:prstGeom prst="rect"/>
                   </pic:spPr>
@@ -5374,7 +5812,7 @@
       <w:r>
         <w:drawing>
           <wp:inline xmlns:a="http://schemas.openxmlformats.org/drawingml/2006/main" xmlns:pic="http://schemas.openxmlformats.org/drawingml/2006/picture">
-            <wp:extent cx="5472000" cy="3566954"/>
+            <wp:extent cx="4583836" cy="2988000"/>
             <wp:docPr id="1858245153" name="Picture 1858245153"/>
             <wp:cNvGraphicFramePr>
               <a:graphicFrameLocks noChangeAspect="1"/>
@@ -5395,7 +5833,7 @@
                   <pic:spPr>
                     <a:xfrm>
                       <a:off x="0" y="0"/>
-                      <a:ext cx="5472000" cy="3566954"/>
+                      <a:ext cx="4583836" cy="2988000"/>
                     </a:xfrm>
                     <a:prstGeom prst="rect"/>
                   </pic:spPr>
@@ -5446,7 +5884,7 @@
       <w:r>
         <w:drawing>
           <wp:inline xmlns:a="http://schemas.openxmlformats.org/drawingml/2006/main" xmlns:pic="http://schemas.openxmlformats.org/drawingml/2006/picture">
-            <wp:extent cx="5472000" cy="3412645"/>
+            <wp:extent cx="5195172" cy="3240000"/>
             <wp:docPr id="1858245154" name="Picture 1858245154"/>
             <wp:cNvGraphicFramePr>
               <a:graphicFrameLocks noChangeAspect="1"/>
@@ -5467,7 +5905,7 @@
                   <pic:spPr>
                     <a:xfrm>
                       <a:off x="0" y="0"/>
-                      <a:ext cx="5472000" cy="3412645"/>
+                      <a:ext cx="5195172" cy="3240000"/>
                     </a:xfrm>
                     <a:prstGeom prst="rect"/>
                   </pic:spPr>
@@ -5956,7 +6394,7 @@
       <w:r>
         <w:drawing>
           <wp:inline xmlns:a="http://schemas.openxmlformats.org/drawingml/2006/main" xmlns:pic="http://schemas.openxmlformats.org/drawingml/2006/picture">
-            <wp:extent cx="4783974" cy="3769821"/>
+            <wp:extent cx="4568467" cy="3599999"/>
             <wp:docPr id="1858245155" name="Picture 1858245155"/>
             <wp:cNvGraphicFramePr>
               <a:graphicFrameLocks noChangeAspect="1"/>
@@ -5977,7 +6415,7 @@
                   <pic:spPr>
                     <a:xfrm>
                       <a:off x="0" y="0"/>
-                      <a:ext cx="4783974" cy="3769821"/>
+                      <a:ext cx="4568467" cy="3599999"/>
                     </a:xfrm>
                     <a:prstGeom prst="rect"/>
                   </pic:spPr>
@@ -6183,7 +6621,7 @@
       <w:r>
         <w:drawing>
           <wp:inline xmlns:a="http://schemas.openxmlformats.org/drawingml/2006/main" xmlns:pic="http://schemas.openxmlformats.org/drawingml/2006/picture">
-            <wp:extent cx="4438996" cy="2830483"/>
+            <wp:extent cx="5472000" cy="2622306"/>
             <wp:docPr id="1858245156" name="Picture 1858245156"/>
             <wp:cNvGraphicFramePr>
               <a:graphicFrameLocks noChangeAspect="1"/>
@@ -6204,7 +6642,7 @@
                   <pic:spPr>
                     <a:xfrm>
                       <a:off x="0" y="0"/>
-                      <a:ext cx="4438996" cy="2830483"/>
+                      <a:ext cx="5472000" cy="2622306"/>
                     </a:xfrm>
                     <a:prstGeom prst="rect"/>
                   </pic:spPr>

--- a/Optimalisasi-dan-Automasi/Modul-Word/Modul-3-Visualisasi-dan-Akuisisi-Pipeline.docx
+++ b/Optimalisasi-dan-Automasi/Modul-Word/Modul-3-Visualisasi-dan-Akuisisi-Pipeline.docx
@@ -3968,6 +3968,69 @@
     </w:p>
     <w:p>
       <w:pPr>
+        <w:spacing w:line="360" w:lineRule="auto" w:after="120"/>
+        <w:jc w:val="both"/>
+      </w:pPr>
+      <w:r>
+        <w:rPr>
+          <w:rFonts w:ascii="Arial" w:hAnsi="Arial" w:cs="Arial"/>
+          <w:b/>
+          <w:i w:val="0"/>
+          <w:sz w:val="22"/>
+        </w:rPr>
+        <w:t xml:space="preserve">Konsekuensi Aliasing pada Diagnosis Getaran: </w:t>
+      </w:r>
+      <w:r>
+        <w:rPr>
+          <w:rFonts w:ascii="Arial" w:hAnsi="Arial" w:cs="Arial"/>
+          <w:b w:val="0"/>
+          <w:i w:val="0"/>
+          <w:sz w:val="22"/>
+        </w:rPr>
+        <w:t>Konsekuensi aliasing pada analisis getaran bisa berakibat fatal secara diagnostik: bila sistem monitoring bearing men-sampling pada fs=1000 Hz padahal frekuensi kerusakan sebenarnya (BPFO) berada di 1200 Hz (melebihi Nyquist 500 Hz), maka energi kerusakan tersebut akan muncul sebagai alias di sekitar |1200−1000|=200 Hz pada spektrum FFT, sebuah frekuensi yang sama sekali tidak berkaitan dengan geometri bearing yang sesungguhnya. Analis yang tidak menyadari fenomena ini berisiko salah mendiagnosis sumber kerusakan, atau lebih buruk, mengabaikan sinyal peringatan dini karena dianggap noise acak pada frekuensi yang tidak relevan.</w:t>
+      </w:r>
+    </w:p>
+    <w:p>
+      <w:pPr>
+        <w:spacing w:line="360" w:lineRule="auto" w:after="120"/>
+        <w:jc w:val="both"/>
+      </w:pPr>
+      <w:r>
+        <w:rPr>
+          <w:rFonts w:ascii="Arial" w:hAnsi="Arial" w:cs="Arial"/>
+          <w:b w:val="0"/>
+          <w:i w:val="0"/>
+          <w:sz w:val="22"/>
+        </w:rPr>
+        <w:t>Solusi standar industri adalah memasang anti-aliasing filter analog (low-pass hardware, bukan digital) SEBELUM tahap ADC, dengan cutoff frequency di bawah fs/2. Filter digital tidak bisa menggantikan peran ini karena proses sampling sudah terjadi lebih dulu: begitu sinyal ter-alias saat sampling, informasi frekuensi aslinya hilang permanen dan tidak dapat direkonstruksi ulang oleh pemrosesan digital apa pun setelahnya, betapapun canggihnya algoritma yang digunakan.</w:t>
+      </w:r>
+    </w:p>
+    <w:p>
+      <w:pPr>
+        <w:spacing w:line="360" w:lineRule="auto" w:after="120"/>
+        <w:jc w:val="both"/>
+      </w:pPr>
+      <w:r>
+        <w:rPr>
+          <w:rFonts w:ascii="Arial" w:hAnsi="Arial" w:cs="Arial"/>
+          <w:b/>
+          <w:i w:val="0"/>
+          <w:sz w:val="22"/>
+        </w:rPr>
+        <w:t xml:space="preserve">Contoh Perhitungan Sampling Rate: </w:t>
+      </w:r>
+      <w:r>
+        <w:rPr>
+          <w:rFonts w:ascii="Arial" w:hAnsi="Arial" w:cs="Arial"/>
+          <w:b w:val="0"/>
+          <w:i w:val="0"/>
+          <w:sz w:val="22"/>
+        </w:rPr>
+        <w:t>Sebagai perhitungan praktis: untuk mendeteksi harmonik hingga orde ke-5 dari frekuensi putaran motor 3000 rpm (50 Hz), sistem monitoring memerlukan sampling rate fs ≥ 2×(5×50)=500 Hz secara teori, namun praktik industri umumnya menerapkan margin keamanan 2,56× (mengikuti rekomendasi standar analisis FFT windowed) sehingga fs yang dipilih menjadi sekitar 1280 Hz, dibulatkan ke nilai standar terdekat pada datasheet DAQ komersial, misalnya 2000 Hz.</w:t>
+      </w:r>
+    </w:p>
+    <w:p>
+      <w:pPr>
         <w:keepNext/>
         <w:spacing w:before="120" w:after="40"/>
         <w:jc w:val="center"/>
@@ -3975,7 +4038,7 @@
       <w:r>
         <w:drawing>
           <wp:inline xmlns:a="http://schemas.openxmlformats.org/drawingml/2006/main" xmlns:pic="http://schemas.openxmlformats.org/drawingml/2006/picture">
-            <wp:extent cx="4112924" cy="2339999"/>
+            <wp:extent cx="5472000" cy="3113229"/>
             <wp:docPr id="1858245150" name="Picture 1858245150"/>
             <wp:cNvGraphicFramePr>
               <a:graphicFrameLocks noChangeAspect="1"/>
@@ -3996,7 +4059,7 @@
                   <pic:spPr>
                     <a:xfrm>
                       <a:off x="0" y="0"/>
-                      <a:ext cx="4112924" cy="2339999"/>
+                      <a:ext cx="5472000" cy="3113229"/>
                     </a:xfrm>
                     <a:prstGeom prst="rect"/>
                   </pic:spPr>
@@ -4951,6 +5014,60 @@
     </w:p>
     <w:p>
       <w:pPr>
+        <w:spacing w:line="360" w:lineRule="auto" w:after="120"/>
+        <w:jc w:val="both"/>
+      </w:pPr>
+      <w:r>
+        <w:rPr>
+          <w:rFonts w:ascii="Arial" w:hAnsi="Arial" w:cs="Arial"/>
+          <w:b/>
+          <w:i w:val="0"/>
+          <w:sz w:val="22"/>
+        </w:rPr>
+        <w:t xml:space="preserve">Perhitungan Kapasitas Edge Buffer: </w:t>
+      </w:r>
+      <w:r>
+        <w:rPr>
+          <w:rFonts w:ascii="Arial" w:hAnsi="Arial" w:cs="Arial"/>
+          <w:b w:val="0"/>
+          <w:i w:val="0"/>
+          <w:sz w:val="22"/>
+        </w:rPr>
+        <w:t>Perhitungan kapasitas edge buffer perlu mempertimbangkan skenario forensik konkret: bila terjadi kegagalan bearing mendadak, tim maintenance idealnya dapat menelusuri kembali data mentah resolusi penuh beberapa hari sebelum kejadian untuk mengidentifikasi tanda-tanda awal yang terlewat oleh sistem alert otomatis. Dengan asumsi 8 motor pada fs=10 kHz masing-masing menghasilkan 70 MB/jam, total volume harian mencapai 13,6 GB, sehingga retensi 15 hari pada tier Edge Hot membutuhkan kapasitas SSD sekitar 204 GB, sudah termasuk margin untuk metadata dan indexing.</w:t>
+      </w:r>
+    </w:p>
+    <w:p>
+      <w:pPr>
+        <w:spacing w:line="360" w:lineRule="auto" w:after="120"/>
+        <w:jc w:val="both"/>
+      </w:pPr>
+      <w:r>
+        <w:rPr>
+          <w:rFonts w:ascii="Arial" w:hAnsi="Arial" w:cs="Arial"/>
+          <w:b w:val="0"/>
+          <w:i w:val="0"/>
+          <w:sz w:val="22"/>
+        </w:rPr>
+        <w:t>Pemilihan teknologi penyimpanan pada tiap tier juga mempertimbangkan pola akses data yang berbeda: tier Edge Hot dioptimalkan untuk write throughput tinggi (data terus mengalir masuk secara real-time) dan sesekali random-read saat investigasi forensik, sehingga NVMe SSD dengan endurance tinggi (TBW besar) menjadi pilihan tepat. Sebaliknya, tier Cloud Cold dioptimalkan untuk cost-per-GB serendah mungkin karena data jarang diakses (hanya untuk audit atau compliance), sehingga object storage seperti Amazon S3 Glacier atau setara jauh lebih ekonomis dibanding menyimpan seluruh histori pada database aktif.</w:t>
+      </w:r>
+    </w:p>
+    <w:p>
+      <w:pPr>
+        <w:spacing w:line="360" w:lineRule="auto" w:after="120"/>
+        <w:jc w:val="both"/>
+      </w:pPr>
+      <w:r>
+        <w:rPr>
+          <w:rFonts w:ascii="Arial" w:hAnsi="Arial" w:cs="Arial"/>
+          <w:b w:val="0"/>
+          <w:i w:val="0"/>
+          <w:sz w:val="22"/>
+        </w:rPr>
+        <w:t>Transisi data antar tier (tiering policy) umumnya diotomatisasi melalui job terjadwal yang menghitung agregat statistik (mean, RMS, peak per menit/jam) dari data resolusi penuh sebelum data mentah tersebut dihapus dari tier hot, sehingga informasi tren jangka panjang tetap tersedia meski detail resolusi tinggi sudah tidak lagi disimpan. Kebijakan retention period pada tiap tier idealnya disesuaikan dengan regulasi industri yang berlaku (mis. ISO 55001 untuk asset management), bukan sekadar keputusan teknis semata.</w:t>
+      </w:r>
+    </w:p>
+    <w:p>
+      <w:pPr>
         <w:keepNext/>
         <w:spacing w:before="120" w:after="40"/>
         <w:jc w:val="center"/>
@@ -4958,7 +5075,7 @@
       <w:r>
         <w:drawing>
           <wp:inline xmlns:a="http://schemas.openxmlformats.org/drawingml/2006/main" xmlns:pic="http://schemas.openxmlformats.org/drawingml/2006/picture">
-            <wp:extent cx="4508637" cy="3599999"/>
+            <wp:extent cx="5424054" cy="4330930"/>
             <wp:docPr id="1858245151" name="Picture 1858245151"/>
             <wp:cNvGraphicFramePr>
               <a:graphicFrameLocks noChangeAspect="1"/>
@@ -4979,7 +5096,7 @@
                   <pic:spPr>
                     <a:xfrm>
                       <a:off x="0" y="0"/>
-                      <a:ext cx="4508637" cy="3599999"/>
+                      <a:ext cx="5424054" cy="4330930"/>
                     </a:xfrm>
                     <a:prstGeom prst="rect"/>
                   </pic:spPr>
@@ -5724,6 +5841,45 @@
     </w:p>
     <w:p>
       <w:pPr>
+        <w:spacing w:line="360" w:lineRule="auto" w:after="120"/>
+        <w:jc w:val="both"/>
+      </w:pPr>
+      <w:r>
+        <w:rPr>
+          <w:rFonts w:ascii="Arial" w:hAnsi="Arial" w:cs="Arial"/>
+          <w:b/>
+          <w:i w:val="0"/>
+          <w:sz w:val="22"/>
+        </w:rPr>
+        <w:t xml:space="preserve">Konvensi Warna Threshold: </w:t>
+      </w:r>
+      <w:r>
+        <w:rPr>
+          <w:rFonts w:ascii="Arial" w:hAnsi="Arial" w:cs="Arial"/>
+          <w:b w:val="0"/>
+          <w:i w:val="0"/>
+          <w:sz w:val="22"/>
+        </w:rPr>
+        <w:t>Pemilihan warna threshold pada line plot multi-motor idealnya mengikuti konvensi universal yang sudah dikenal operator: hijau untuk kondisi baik, oranye untuk peringatan, dan merah untuk kritis, konsisten dengan skema warna traffic light yang dipakai di hampir semua dashboard SCADA industri. Konsistensi warna ini penting agar operator shift baru dapat langsung membaca kondisi mesin tanpa perlu mempelajari legenda khusus tiap sistem, mempercepat respons saat terjadi kondisi abnormal yang membutuhkan tindakan cepat.</w:t>
+      </w:r>
+    </w:p>
+    <w:p>
+      <w:pPr>
+        <w:spacing w:line="360" w:lineRule="auto" w:after="120"/>
+        <w:jc w:val="both"/>
+      </w:pPr>
+      <w:r>
+        <w:rPr>
+          <w:rFonts w:ascii="Arial" w:hAnsi="Arial" w:cs="Arial"/>
+          <w:b w:val="0"/>
+          <w:i w:val="0"/>
+          <w:sz w:val="22"/>
+        </w:rPr>
+        <w:t>Overlay threshold ISO 10816 pada Gambar 5 sekaligus menunjukkan manfaat visualisasi multi-motor dalam satu plot dibanding memantau tiap motor secara terpisah: anomali gradual pada Motor 2 (mulai menit ke-30) dapat langsung dibandingkan konteksnya terhadap tiga motor sejenis yang beroperasi normal pada rentang waktu yang sama, sehingga operator dapat membedakan dengan cepat apakah kenaikan RMS disebabkan oleh gangguan spesifik pada satu unit mesin, atau justru gangguan sistemik yang memengaruhi seluruh lini produksi (misalnya fluktuasi tegangan suplai listrik).</w:t>
+      </w:r>
+    </w:p>
+    <w:p>
+      <w:pPr>
         <w:keepNext/>
         <w:spacing w:before="120" w:after="40"/>
         <w:jc w:val="center"/>
@@ -5731,7 +5887,7 @@
       <w:r>
         <w:drawing>
           <wp:inline xmlns:a="http://schemas.openxmlformats.org/drawingml/2006/main" xmlns:pic="http://schemas.openxmlformats.org/drawingml/2006/picture">
-            <wp:extent cx="3310504" cy="2160000"/>
+            <wp:extent cx="5472000" cy="3570308"/>
             <wp:docPr id="1858245152" name="Picture 1858245152"/>
             <wp:cNvGraphicFramePr>
               <a:graphicFrameLocks noChangeAspect="1"/>
@@ -5752,7 +5908,7 @@
                   <pic:spPr>
                     <a:xfrm>
                       <a:off x="0" y="0"/>
-                      <a:ext cx="3310504" cy="2160000"/>
+                      <a:ext cx="5472000" cy="3570308"/>
                     </a:xfrm>
                     <a:prstGeom prst="rect"/>
                   </pic:spPr>
@@ -5805,6 +5961,30 @@
     </w:p>
     <w:p>
       <w:pPr>
+        <w:spacing w:line="360" w:lineRule="auto" w:after="120"/>
+        <w:jc w:val="both"/>
+      </w:pPr>
+      <w:r>
+        <w:rPr>
+          <w:rFonts w:ascii="Arial" w:hAnsi="Arial" w:cs="Arial"/>
+          <w:b/>
+          <w:i w:val="0"/>
+          <w:sz w:val="22"/>
+        </w:rPr>
+        <w:t xml:space="preserve">Spectrogram pada Motor Variable Speed Drive: </w:t>
+      </w:r>
+      <w:r>
+        <w:rPr>
+          <w:rFonts w:ascii="Arial" w:hAnsi="Arial" w:cs="Arial"/>
+          <w:b w:val="0"/>
+          <w:i w:val="0"/>
+          <w:sz w:val="22"/>
+        </w:rPr>
+        <w:t>Spectrogram terutama berguna pada motor dengan Variable Speed Drive (VSD), di mana kecepatan putar (dan seluruh frekuensi karakteristik yang bergantung padanya, seperti frekuensi putaran rotor dan harmonik gear mesh) berubah secara kontinu mengikuti perintah kecepatan dari kontroler. Pada kondisi ini, spektrum FFT tunggal yang dihitung dari keseluruhan durasi rekaman menjadi sulit diinterpretasi karena mencampur seluruh rentang frekuensi operasi sekaligus; spectrogram menyelesaikan masalah ini dengan menampilkan evolusi spektrum terhadap waktu, sehingga jejak tiap komponen frekuensi dapat ditelusuri seiring perubahan kecepatan motor.</w:t>
+      </w:r>
+    </w:p>
+    <w:p>
+      <w:pPr>
         <w:keepNext/>
         <w:spacing w:before="120" w:after="40"/>
         <w:jc w:val="center"/>
@@ -5812,7 +5992,7 @@
       <w:r>
         <w:drawing>
           <wp:inline xmlns:a="http://schemas.openxmlformats.org/drawingml/2006/main" xmlns:pic="http://schemas.openxmlformats.org/drawingml/2006/picture">
-            <wp:extent cx="4583836" cy="2988000"/>
+            <wp:extent cx="5472000" cy="3566954"/>
             <wp:docPr id="1858245153" name="Picture 1858245153"/>
             <wp:cNvGraphicFramePr>
               <a:graphicFrameLocks noChangeAspect="1"/>
@@ -5833,7 +6013,7 @@
                   <pic:spPr>
                     <a:xfrm>
                       <a:off x="0" y="0"/>
-                      <a:ext cx="4583836" cy="2988000"/>
+                      <a:ext cx="5472000" cy="3566954"/>
                     </a:xfrm>
                     <a:prstGeom prst="rect"/>
                   </pic:spPr>
@@ -5877,6 +6057,45 @@
     </w:p>
     <w:p>
       <w:pPr>
+        <w:spacing w:line="360" w:lineRule="auto" w:after="120"/>
+        <w:jc w:val="both"/>
+      </w:pPr>
+      <w:r>
+        <w:rPr>
+          <w:rFonts w:ascii="Arial" w:hAnsi="Arial" w:cs="Arial"/>
+          <w:b/>
+          <w:i w:val="0"/>
+          <w:sz w:val="22"/>
+        </w:rPr>
+        <w:t xml:space="preserve">Pemilihan Bin Waktu Heatmap: </w:t>
+      </w:r>
+      <w:r>
+        <w:rPr>
+          <w:rFonts w:ascii="Arial" w:hAnsi="Arial" w:cs="Arial"/>
+          <w:b w:val="0"/>
+          <w:i w:val="0"/>
+          <w:sz w:val="22"/>
+        </w:rPr>
+        <w:t>Praktik terbaik desain heatmap untuk monitoring skala besar melibatkan pemilihan bin waktu yang tepat: bin terlalu halus (mis. per-detik) pada horizon waktu panjang (bulanan) menghasilkan ribuan kolom yang tidak lagi terbaca visual, sementara bin terlalu kasar (mis. per-hari) pada horizon pendek (harian) menyembunyikan pola anomali jangka pendek yang justru penting untuk deteksi dini. Aturan praktis: pilih bin sedemikian rupa sehingga total kolom heatmap tetap berada di kisaran 50-200 agar tetap terbaca dalam satu layar tanpa perlu scroll horizontal berlebihan.</w:t>
+      </w:r>
+    </w:p>
+    <w:p>
+      <w:pPr>
+        <w:spacing w:line="360" w:lineRule="auto" w:after="120"/>
+        <w:jc w:val="both"/>
+      </w:pPr>
+      <w:r>
+        <w:rPr>
+          <w:rFonts w:ascii="Arial" w:hAnsi="Arial" w:cs="Arial"/>
+          <w:b w:val="0"/>
+          <w:i w:val="0"/>
+          <w:sz w:val="22"/>
+        </w:rPr>
+        <w:t>Pewarnaan (colormap) heatmap juga krusial untuk interpretasi yang benar: colormap sequential seperti viridis atau plasma cocok untuk data yang secara alami memiliki urutan rendah-ke-tinggi (seperti RMS getaran), sedangkan colormap diverging (mis. RdBu) lebih tepat dipakai saat nilai nol memiliki makna khusus (misalnya deviasi dari baseline). Menambahkan anotasi angka pada sel yang melewati ambang batas, seperti dicontohkan pada Gambar 6, membantu operator langsung memahami skala masalah tanpa harus menerka dari gradasi warna semata, terutama penting untuk laporan yang akan dicetak hitam-putih.</w:t>
+      </w:r>
+    </w:p>
+    <w:p>
+      <w:pPr>
         <w:keepNext/>
         <w:spacing w:before="120" w:after="40"/>
         <w:jc w:val="center"/>
@@ -5884,7 +6103,7 @@
       <w:r>
         <w:drawing>
           <wp:inline xmlns:a="http://schemas.openxmlformats.org/drawingml/2006/main" xmlns:pic="http://schemas.openxmlformats.org/drawingml/2006/picture">
-            <wp:extent cx="5195172" cy="3240000"/>
+            <wp:extent cx="5472000" cy="3412645"/>
             <wp:docPr id="1858245154" name="Picture 1858245154"/>
             <wp:cNvGraphicFramePr>
               <a:graphicFrameLocks noChangeAspect="1"/>
@@ -5905,7 +6124,7 @@
                   <pic:spPr>
                     <a:xfrm>
                       <a:off x="0" y="0"/>
-                      <a:ext cx="5195172" cy="3240000"/>
+                      <a:ext cx="5472000" cy="3412645"/>
                     </a:xfrm>
                     <a:prstGeom prst="rect"/>
                   </pic:spPr>
@@ -6394,7 +6613,7 @@
       <w:r>
         <w:drawing>
           <wp:inline xmlns:a="http://schemas.openxmlformats.org/drawingml/2006/main" xmlns:pic="http://schemas.openxmlformats.org/drawingml/2006/picture">
-            <wp:extent cx="4568467" cy="3599999"/>
+            <wp:extent cx="4783974" cy="3769821"/>
             <wp:docPr id="1858245155" name="Picture 1858245155"/>
             <wp:cNvGraphicFramePr>
               <a:graphicFrameLocks noChangeAspect="1"/>
@@ -6415,7 +6634,7 @@
                   <pic:spPr>
                     <a:xfrm>
                       <a:off x="0" y="0"/>
-                      <a:ext cx="4568467" cy="3599999"/>
+                      <a:ext cx="4783974" cy="3769821"/>
                     </a:xfrm>
                     <a:prstGeom prst="rect"/>
                   </pic:spPr>
@@ -6572,6 +6791,21 @@
           <w:sz w:val="22"/>
         </w:rPr>
         <w:t>heatmap hasil resample 5-menit max, ekspor perbandingan ukuran file CSV vs Parquet.</w:t>
+      </w:r>
+    </w:p>
+    <w:p>
+      <w:pPr>
+        <w:spacing w:line="360" w:lineRule="auto" w:after="120"/>
+        <w:jc w:val="both"/>
+      </w:pPr>
+      <w:r>
+        <w:rPr>
+          <w:rFonts w:ascii="Arial" w:hAnsi="Arial" w:cs="Arial"/>
+          <w:b w:val="0"/>
+          <w:i w:val="0"/>
+          <w:sz w:val="22"/>
+        </w:rPr>
+        <w:t>Keempat cell tersebut, bila dijalankan berurutan dalam satu notebook, menghasilkan alur kerja end-to-end mulai dari data mentah tersimulasi hingga perbandingan efisiensi format penyimpanan, mencerminkan pipeline visualisasi dan akuisisi data yang telah dibahas sepanjang pertemuan ini secara utuh dan siap diadaptasi ke data sensor riil di lapangan.</w:t>
       </w:r>
     </w:p>
     <w:p>

--- a/Optimalisasi-dan-Automasi/Modul-Word/Modul-3-Visualisasi-dan-Akuisisi-Pipeline.docx
+++ b/Optimalisasi-dan-Automasi/Modul-Word/Modul-3-Visualisasi-dan-Akuisisi-Pipeline.docx
@@ -9722,9 +9722,11 @@
     <w:sectPr>
       <w:headerReference w:type="default" r:id="rId15"/>
       <w:footerReference w:type="default" r:id="rId16"/>
+      <w:footerReference w:type="first" r:id="rId29"/>
       <w:pgSz w:w="11906" w:h="16838" w:code="9"/>
       <w:pgMar w:top="1701" w:right="1418" w:bottom="1418" w:left="1701" w:header="709" w:footer="709" w:gutter="0"/>
       <w:cols w:space="708"/>
+      <w:titlePg/>
       <w:docGrid w:linePitch="360"/>
     </w:sectPr>
   </w:body>
@@ -10279,6 +10281,16 @@
         </mc:Fallback>
       </mc:AlternateContent>
     </w:r>
+  </w:p>
+</w:ftr>
+</file>
+
+<file path=word/footer2.xml><?xml version="1.0" encoding="utf-8"?>
+<w:ftr xmlns:m="http://schemas.openxmlformats.org/officeDocument/2006/math" xmlns:mc="http://schemas.openxmlformats.org/markup-compatibility/2006" xmlns:mo="http://schemas.microsoft.com/office/mac/office/2008/main" xmlns:mv="urn:schemas-microsoft-com:mac:vml" xmlns:o="urn:schemas-microsoft-com:office:office" xmlns:r="http://schemas.openxmlformats.org/officeDocument/2006/relationships" xmlns:v="urn:schemas-microsoft-com:vml" xmlns:w10="urn:schemas-microsoft-com:office:word" xmlns:w14="http://schemas.microsoft.com/office/word/2010/wordml" xmlns:w="http://schemas.openxmlformats.org/wordprocessingml/2006/main" xmlns:wne="http://schemas.microsoft.com/office/word/2006/wordml" xmlns:wp14="http://schemas.microsoft.com/office/word/2010/wordprocessingDrawing" xmlns:wp="http://schemas.openxmlformats.org/drawingml/2006/wordprocessingDrawing" xmlns:wpc="http://schemas.microsoft.com/office/word/2010/wordprocessingCanvas" xmlns:wpg="http://schemas.microsoft.com/office/word/2010/wordprocessingGroup" xmlns:wpi="http://schemas.microsoft.com/office/word/2010/wordprocessingInk" xmlns:wps="http://schemas.microsoft.com/office/word/2010/wordprocessingShape" mc:Ignorable="w14 wp14">
+  <w:p>
+    <w:pPr>
+      <w:pStyle w:val="Footer"/>
+    </w:pPr>
   </w:p>
 </w:ftr>
 </file>

--- a/Optimalisasi-dan-Automasi/Modul-Word/Modul-3-Visualisasi-dan-Akuisisi-Pipeline.docx
+++ b/Optimalisasi-dan-Automasi/Modul-Word/Modul-3-Visualisasi-dan-Akuisisi-Pipeline.docx
@@ -6052,7 +6052,7 @@
           <w:i w:val="0"/>
           <w:sz w:val="22"/>
         </w:rPr>
-        <w:t>Gambar 5 menegaskan keunggulan spectrogram: pada domain waktu (panel atas) perubahan frekuensi selama startup sulit dibaca langsung, sedangkan spectrogram (panel bawah) menunjukkan jejak frekuensi dasar naik dari 5 Hz hingga stabil di 25 Hz beserta harmonik keduanya secara eksplisit.</w:t>
+        <w:t>Gambar 6 menegaskan keunggulan spectrogram: pada domain waktu (panel atas) perubahan frekuensi selama startup sulit dibaca langsung, sedangkan spectrogram (panel bawah) menunjukkan jejak frekuensi dasar naik dari 5 Hz hingga stabil di 25 Hz beserta harmonik keduanya secara eksplisit.</w:t>
       </w:r>
     </w:p>
     <w:p>
@@ -6091,7 +6091,7 @@
           <w:i w:val="0"/>
           <w:sz w:val="22"/>
         </w:rPr>
-        <w:t>Pewarnaan (colormap) heatmap juga krusial untuk interpretasi yang benar: colormap sequential seperti viridis atau plasma cocok untuk data yang secara alami memiliki urutan rendah-ke-tinggi (seperti RMS getaran), sedangkan colormap diverging (mis. RdBu) lebih tepat dipakai saat nilai nol memiliki makna khusus (misalnya deviasi dari baseline). Menambahkan anotasi angka pada sel yang melewati ambang batas, seperti dicontohkan pada Gambar 6, membantu operator langsung memahami skala masalah tanpa harus menerka dari gradasi warna semata, terutama penting untuk laporan yang akan dicetak hitam-putih.</w:t>
+        <w:t>Pewarnaan (colormap) heatmap juga krusial untuk interpretasi yang benar: colormap sequential seperti viridis atau plasma cocok untuk data yang secara alami memiliki urutan rendah-ke-tinggi (seperti RMS getaran), sedangkan colormap diverging (mis. RdBu) lebih tepat dipakai saat nilai nol memiliki makna khusus (misalnya deviasi dari baseline). Menambahkan anotasi angka pada sel yang melewati ambang batas, seperti dicontohkan pada Gambar 7, membantu operator langsung memahami skala masalah tanpa harus menerka dari gradasi warna semata, terutama penting untuk laporan yang akan dicetak hitam-putih.</w:t>
       </w:r>
     </w:p>
     <w:p>
@@ -6163,7 +6163,7 @@
           <w:i w:val="0"/>
           <w:sz w:val="22"/>
         </w:rPr>
-        <w:t>Pola anomali pada Motor 2 di Gambar 6 langsung terlihat sebagai blok warna merah gelap yang meluas ke arah kanan (waktu berjalan), jauh lebih cepat dibaca dibanding menelusuri 4 line plot terpisah satu per satu.</w:t>
+        <w:t>Pola anomali pada Motor 2 di Gambar 7 langsung terlihat sebagai blok warna merah gelap yang meluas ke arah kanan (waktu berjalan), jauh lebih cepat dibaca dibanding menelusuri 4 line plot terpisah satu per satu.</w:t>
       </w:r>
     </w:p>
     <w:p>

--- a/Optimalisasi-dan-Automasi/Modul-Word/Modul-3-Visualisasi-dan-Akuisisi-Pipeline.docx
+++ b/Optimalisasi-dan-Automasi/Modul-Word/Modul-3-Visualisasi-dan-Akuisisi-Pipeline.docx
@@ -6601,7 +6601,7 @@
           <w:i w:val="0"/>
           <w:sz w:val="22"/>
         </w:rPr>
-        <w:t>Empat cell berikut menerapkan konsep pertemuan ini pada data sintetis yang meniru sensor industri. Lingkungan: conda env optoauto dengan paket numpy, pandas, scipy, matplotlib; notebook p3_visualisasi_akuisisi.ipynb. Gambar 8 menunjukkan cuplikan Cell 2 yang membangun plot multi-sensor dengan overlay threshold ISO 10816.</w:t>
+        <w:t xml:space="preserve">Empat cell berikut menerapkan konsep pertemuan ini pada data sintetis yang meniru sensor industri. Lingkungan: conda env optoauto dengan paket numpy, pandas, scipy, matplotlib; notebook p3_visualisasi_akuisisi.ipynb. Gambar 8 menunjukkan potongan Cell 2 yang membangun plot multi-sensor dengan overlay threshold ISO 10816.</w:t>
       </w:r>
     </w:p>
     <w:p>
@@ -6658,7 +6658,7 @@
           <w:color w:val="444444"/>
           <w:sz w:val="20"/>
         </w:rPr>
-        <w:t>Gambar 8. Cuplikan Cell 2: multi-sensor line plot 4-panel dengan overlay threshold ISO 10816.</w:t>
+        <w:t xml:space="preserve">Gambar 8. Potongan Cell 2: multi-sensor line plot 4-panel dengan overlay threshold ISO 10816.</w:t>
       </w:r>
     </w:p>
     <w:p>

--- a/Optimalisasi-dan-Automasi/Modul-Word/Modul-3-Visualisasi-dan-Akuisisi-Pipeline.docx
+++ b/Optimalisasi-dan-Automasi/Modul-Word/Modul-3-Visualisasi-dan-Akuisisi-Pipeline.docx
@@ -1379,7 +1379,7 @@
                                 <w:szCs w:val="20"/>
                                 <w:lang w:val="en-US"/>
                               </w:rPr>
-                              <w:t>myclass.mercubuana.ac.id</w:t>
+                              <w:t xml:space="preserve">myclass.mercubuana.ac·id</w:t>
                             </w:r>
                           </w:p>
                         </w:txbxContent>
@@ -1426,7 +1426,7 @@
                           <w:szCs w:val="20"/>
                           <w:lang w:val="en-US"/>
                         </w:rPr>
-                        <w:t>myclass.mercubuana.ac.id</w:t>
+                        <w:t xml:space="preserve">myclass.mercubuana.ac·id</w:t>
                       </w:r>
                     </w:p>
                   </w:txbxContent>
@@ -2512,7 +2512,7 @@
                                 <w:sz w:val="20"/>
                                 <w:szCs w:val="20"/>
                               </w:rPr>
-                              <w:t>www.mercubuana.ac.id</w:t>
+                              <w:t xml:space="preserve">www.mercubuana.ac·id</w:t>
                             </w:r>
                           </w:p>
                         </w:txbxContent>
@@ -2558,7 +2558,7 @@
                           <w:sz w:val="20"/>
                           <w:szCs w:val="20"/>
                         </w:rPr>
-                        <w:t>www.mercubuana.ac.id</w:t>
+                        <w:t xml:space="preserve">www.mercubuana.ac·id</w:t>
                       </w:r>
                     </w:p>
                   </w:txbxContent>
@@ -2840,6 +2840,15 @@
         </w:rPr>
         <w:t>Sinyal analog dari sensor harus melalui rantai signal conditioning (amplifikasi, filtering anti-aliasing, isolation) sebelum masuk ADC. Kualitas hasil digitalisasi ditentukan oleh resolusi ADC (jumlah bit) dan sampling rate.</w:t>
       </w:r>
+      <w:r>
+        <w:rPr>
+          <w:rFonts w:ascii="Arial" w:hAnsi="Arial" w:cs="Arial"/>
+          <w:b w:val="0"/>
+          <w:i w:val="0"/>
+          <w:sz w:val="22"/>
+        </w:rPr>
+        <w:t xml:space="preserve"> Hubungan ini dirangkum dalam Persamaan (1).</w:t>
+      </w:r>
     </w:p>
     <w:p>
       <w:pPr>
@@ -2854,7 +2863,38 @@
           <w:color w:val="305496"/>
           <w:sz w:val="22"/>
         </w:rPr>
-        <w:t>LSB = Vrange / 2^N          SNRkuantisasi = 6,02·N + 1,76 dB</w:t>
+        <w:t xml:space="preserve">LSB = Vrange / 2</w:t>
+      </w:r>
+      <w:r>
+        <w:rPr>
+          <w:rFonts w:ascii="Arial" w:hAnsi="Arial" w:cs="Arial"/>
+          <w:b/>
+          <w:i/>
+          <w:color w:val="305496"/>
+          <w:sz w:val="22"/>
+          <w:vertAlign w:val="superscript"/>
+        </w:rPr>
+        <w:t xml:space="preserve">N</w:t>
+      </w:r>
+      <w:r>
+        <w:rPr>
+          <w:rFonts w:ascii="Arial" w:hAnsi="Arial" w:cs="Arial"/>
+          <w:b/>
+          <w:i/>
+          <w:color w:val="305496"/>
+          <w:sz w:val="22"/>
+        </w:rPr>
+        <w:t xml:space="preserve">          SNRkuantisasi = 6,02·N + 1,76 dB</w:t>
+      </w:r>
+      <w:r>
+        <w:rPr>
+          <w:rFonts w:ascii="Arial" w:hAnsi="Arial" w:cs="Arial"/>
+          <w:b/>
+          <w:i/>
+          <w:color w:val="305496"/>
+          <w:sz w:val="22"/>
+        </w:rPr>
+        <w:t xml:space="preserve">   (1)</w:t>
       </w:r>
     </w:p>
     <w:p>
@@ -2920,7 +2960,7 @@
           <w:i w:val="0"/>
           <w:sz w:val="22"/>
         </w:rPr>
-        <w:t>12-bit menghasilkan 4096 level (SNR sekitar 74 dB) untuk monitoring umum; 16-bit menghasilkan 65536 level (SNR sekitar 98 dB) sebagai standar vibration; 24-bit Sigma-Delta menghasilkan 16 juta level (SNR sekitar 144 dB) untuk aplikasi precision/audio.</w:t>
+        <w:t xml:space="preserve">12-bit menghasilkan 4096 level (SNR sekitar 74 dB) untuk monitoring umum; 16-bit menghasilkan 65536 level (SNR sekitar 98 dB) sebagai standar vibration; 24-bit Σ-Δ menghasilkan 16 juta level (SNR sekitar 144 dB) untuk aplikasi precision/audio.</w:t>
       </w:r>
     </w:p>
     <w:p>
@@ -3949,6 +3989,15 @@
         </w:rPr>
         <w:t>Memilih sampling rate yang salah menyebabkan sinyal berfrekuensi tinggi tampak sebagai alias berfrekuensi rendah yang palsu. Gambar 3 mendemonstrasikan konsekuensi ini secara visual: sinyal 3 Hz yang disampling pada 12 Hz (di atas syarat Nyquist) berhasil direkonstruksi dengan benar, sedangkan sampling pada 4 Hz (di bawah syarat Nyquist) menghasilkan alias berfrekuensi 1 Hz yang sama sekali tidak merepresentasikan sinyal aslinya.</w:t>
       </w:r>
+      <w:r>
+        <w:rPr>
+          <w:rFonts w:ascii="Arial" w:hAnsi="Arial" w:cs="Arial"/>
+          <w:b w:val="0"/>
+          <w:i w:val="0"/>
+          <w:sz w:val="22"/>
+        </w:rPr>
+        <w:t xml:space="preserve"> Bentuk ringkasnya dituliskan pada Persamaan (2).</w:t>
+      </w:r>
     </w:p>
     <w:p>
       <w:pPr>
@@ -3964,6 +4013,16 @@
           <w:sz w:val="22"/>
         </w:rPr>
         <w:t>fs ≥ 2·fmaks       falias = |fsinyal − k·fs|</w:t>
+      </w:r>
+      <w:r>
+        <w:rPr>
+          <w:rFonts w:ascii="Arial" w:hAnsi="Arial" w:cs="Arial"/>
+          <w:b/>
+          <w:i/>
+          <w:color w:val="305496"/>
+          <w:sz w:val="22"/>
+        </w:rPr>
+        <w:t xml:space="preserve">   (2)</w:t>
       </w:r>
     </w:p>
     <w:p>
@@ -4138,6 +4197,15 @@
         </w:rPr>
         <w:t>Volume data akuisisi tumbuh cepat: sensor vibrasi 10 kHz menghasilkan sekitar 70 MB per jam per channel, atau 1,7 GB per hari; untuk 8 motor sekaligus totalnya mencapai 13,6 GB per hari. Arsitektur tiered storage menjadi solusi standar untuk mengelola volume ini secara ekonomis.</w:t>
       </w:r>
+      <w:r>
+        <w:rPr>
+          <w:rFonts w:ascii="Arial" w:hAnsi="Arial" w:cs="Arial"/>
+          <w:b w:val="0"/>
+          <w:i w:val="0"/>
+          <w:sz w:val="22"/>
+        </w:rPr>
+        <w:t xml:space="preserve"> Persamaan (3) memadatkan aturan tersebut.</w:t>
+      </w:r>
     </w:p>
     <w:p>
       <w:pPr>
@@ -4153,6 +4221,16 @@
           <w:sz w:val="22"/>
         </w:rPr>
         <w:t>Bandwidth (B/s) = fs · (bits/8) · channels          Storage = Bandwidth · durasi</w:t>
+      </w:r>
+      <w:r>
+        <w:rPr>
+          <w:rFonts w:ascii="Arial" w:hAnsi="Arial" w:cs="Arial"/>
+          <w:b/>
+          <w:i/>
+          <w:color w:val="305496"/>
+          <w:sz w:val="22"/>
+        </w:rPr>
+        <w:t xml:space="preserve">   (3)</w:t>
       </w:r>
     </w:p>
     <w:p>
@@ -4976,7 +5054,35 @@
                 <w:i w:val="0"/>
                 <w:sz w:val="19"/>
               </w:rPr>
-              <w:t>S3 + Parquet</w:t>
+              <w:t xml:space="preserve"/>
+            </w:r>
+            <w:r>
+              <w:rPr>
+                <w:rFonts w:ascii="Arial" w:hAnsi="Arial" w:cs="Arial"/>
+                <w:b w:val="0"/>
+                <w:i w:val="0"/>
+                <w:sz w:val="19"/>
+              </w:rPr>
+              <w:t xml:space="preserve">S</w:t>
+            </w:r>
+            <w:r>
+              <w:rPr>
+                <w:rFonts w:ascii="Arial" w:hAnsi="Arial" w:cs="Arial"/>
+                <w:b w:val="0"/>
+                <w:i w:val="0"/>
+                <w:sz w:val="19"/>
+                <w:vertAlign w:val="subscript"/>
+              </w:rPr>
+              <w:t xml:space="preserve">3</w:t>
+            </w:r>
+            <w:r>
+              <w:rPr>
+                <w:rFonts w:ascii="Arial" w:hAnsi="Arial" w:cs="Arial"/>
+                <w:b w:val="0"/>
+                <w:i w:val="0"/>
+                <w:sz w:val="19"/>
+              </w:rPr>
+              <w:t xml:space="preserve"> + Parquet</w:t>
             </w:r>
           </w:p>
         </w:tc>
@@ -5064,6 +5170,15 @@
           <w:sz w:val="22"/>
         </w:rPr>
         <w:t>Transisi data antar tier (tiering policy) umumnya diotomatisasi melalui job terjadwal yang menghitung agregat statistik (mean, RMS, peak per menit/jam) dari data resolusi penuh sebelum data mentah tersebut dihapus dari tier hot, sehingga informasi tren jangka panjang tetap tersedia meski detail resolusi tinggi sudah tidak lagi disimpan. Kebijakan retention period pada tiap tier idealnya disesuaikan dengan regulasi industri yang berlaku (mis. ISO 55001 untuk asset management), bukan sekadar keputusan teknis semata.</w:t>
+      </w:r>
+      <w:r>
+        <w:rPr>
+          <w:rFonts w:ascii="Arial" w:hAnsi="Arial" w:cs="Arial"/>
+          <w:b w:val="0"/>
+          <w:i w:val="0"/>
+          <w:sz w:val="22"/>
+        </w:rPr>
+        <w:t xml:space="preserve"> Gambar 4 merangkum alurnya secara visual.</w:t>
       </w:r>
     </w:p>
     <w:p>
@@ -5191,7 +5306,7 @@
           <w:i w:val="0"/>
           <w:sz w:val="22"/>
         </w:rPr>
-        <w:t>cocok untuk 1-beberapa sensor, batasi maksimal sekitar 10 ribu titik ditampilkan (downsampling untuk data lebih besar), beri judul informatif, unit eksplisit pada sumbu, grid transparan (alpha 0,3), dan colormap yang accessible seperti viridis, bukan rainbow.</w:t>
+        <w:t xml:space="preserve">cocok untuk 1-beberapa sensor, batasi maksimal sekitar 10 ribu titik ditampilkan (downsampling untuk data lebih besar), beri judul informatif, unit eksplisit pada sumbu, grid transparan (α 0,3), dan colormap yang accessible seperti viridis, bukan rainbow.</w:t>
       </w:r>
     </w:p>
     <w:p>
@@ -7216,7 +7331,28 @@
           <w:color w:val="333333"/>
           <w:sz w:val="21"/>
         </w:rPr>
-        <w:t>DR = 2^N dB</w:t>
+        <w:t xml:space="preserve">DR = 2</w:t>
+      </w:r>
+      <w:r>
+        <w:rPr>
+          <w:rFonts w:ascii="Arial" w:hAnsi="Arial" w:cs="Arial"/>
+          <w:b w:val="0"/>
+          <w:i w:val="0"/>
+          <w:color w:val="333333"/>
+          <w:sz w:val="21"/>
+          <w:vertAlign w:val="superscript"/>
+        </w:rPr>
+        <w:t xml:space="preserve">N</w:t>
+      </w:r>
+      <w:r>
+        <w:rPr>
+          <w:rFonts w:ascii="Arial" w:hAnsi="Arial" w:cs="Arial"/>
+          <w:b w:val="0"/>
+          <w:i w:val="0"/>
+          <w:color w:val="333333"/>
+          <w:sz w:val="21"/>
+        </w:rPr>
+        <w:t xml:space="preserve"> dB</w:t>
       </w:r>
     </w:p>
     <w:p>
@@ -8696,7 +8832,26 @@
           <w:i w:val="0"/>
           <w:sz w:val="22"/>
         </w:rPr>
-        <w:t>Hitung storage requirement dalam MB untuk 1 jam data ADC fs=10 kHz, 16-bit, 1 channel. Konversi: 1 MB = 1024^2 byte.</w:t>
+        <w:t xml:space="preserve">Hitung storage requirement dalam MB untuk 1 jam data ADC fs=10 kHz, 16-bit, 1 channel. Konversi: 1 MB = 1024</w:t>
+      </w:r>
+      <w:r>
+        <w:rPr>
+          <w:rFonts w:ascii="Arial" w:hAnsi="Arial" w:cs="Arial"/>
+          <w:b w:val="0"/>
+          <w:i w:val="0"/>
+          <w:sz w:val="22"/>
+          <w:vertAlign w:val="superscript"/>
+        </w:rPr>
+        <w:t xml:space="preserve">2</w:t>
+      </w:r>
+      <w:r>
+        <w:rPr>
+          <w:rFonts w:ascii="Arial" w:hAnsi="Arial" w:cs="Arial"/>
+          <w:b w:val="0"/>
+          <w:i w:val="0"/>
+          <w:sz w:val="22"/>
+        </w:rPr>
+        <w:t xml:space="preserve"> byte.</w:t>
       </w:r>
     </w:p>
     <w:p>
@@ -8732,7 +8887,28 @@
           <w:color w:val="333333"/>
           <w:sz w:val="21"/>
         </w:rPr>
-        <w:t>Storage = bandwidth x durasi (detik), lalu bagi 1024^2 untuk konversi ke MB. Masukkan nilai dari soal.</w:t>
+        <w:t xml:space="preserve">Storage = bandwidth x durasi (detik), lalu bagi 1024</w:t>
+      </w:r>
+      <w:r>
+        <w:rPr>
+          <w:rFonts w:ascii="Arial" w:hAnsi="Arial" w:cs="Arial"/>
+          <w:b w:val="0"/>
+          <w:i w:val="0"/>
+          <w:color w:val="333333"/>
+          <w:sz w:val="21"/>
+          <w:vertAlign w:val="superscript"/>
+        </w:rPr>
+        <w:t xml:space="preserve">2</w:t>
+      </w:r>
+      <w:r>
+        <w:rPr>
+          <w:rFonts w:ascii="Arial" w:hAnsi="Arial" w:cs="Arial"/>
+          <w:b w:val="0"/>
+          <w:i w:val="0"/>
+          <w:color w:val="333333"/>
+          <w:sz w:val="21"/>
+        </w:rPr>
+        <w:t xml:space="preserve"> untuk konversi ke MB. Masukkan nilai dari soal.</w:t>
       </w:r>
     </w:p>
     <w:p>
@@ -8792,7 +8968,38 @@
           <w:color w:val="333333"/>
           <w:sz w:val="21"/>
         </w:rPr>
-        <w:t>Dynamic range (dB) = 6,02 x N_bits + 1,76. Masukkan jumlah bit dari soal.</w:t>
+        <w:t xml:space="preserve">Dynamic range (dB) = 6,02 x </w:t>
+      </w:r>
+      <w:r>
+        <w:rPr>
+          <w:rFonts w:ascii="Arial" w:hAnsi="Arial" w:cs="Arial"/>
+          <w:b w:val="0"/>
+          <w:i w:val="0"/>
+          <w:color w:val="333333"/>
+          <w:sz w:val="21"/>
+        </w:rPr>
+        <w:t xml:space="preserve">N</w:t>
+      </w:r>
+      <w:r>
+        <w:rPr>
+          <w:rFonts w:ascii="Arial" w:hAnsi="Arial" w:cs="Arial"/>
+          <w:b w:val="0"/>
+          <w:i w:val="0"/>
+          <w:color w:val="333333"/>
+          <w:sz w:val="21"/>
+          <w:vertAlign w:val="subscript"/>
+        </w:rPr>
+        <w:t xml:space="preserve">bits</w:t>
+      </w:r>
+      <w:r>
+        <w:rPr>
+          <w:rFonts w:ascii="Arial" w:hAnsi="Arial" w:cs="Arial"/>
+          <w:b w:val="0"/>
+          <w:i w:val="0"/>
+          <w:color w:val="333333"/>
+          <w:sz w:val="21"/>
+        </w:rPr>
+        <w:t xml:space="preserve"> + 1,76. Masukkan jumlah bit dari soal.</w:t>
       </w:r>
     </w:p>
     <w:p>
@@ -8816,7 +9023,26 @@
           <w:i w:val="0"/>
           <w:sz w:val="22"/>
         </w:rPr>
-        <w:t>Hitung LSB (Least Significant Bit) dalam microvolt untuk ADC ±10V (rentang 20V), 16-bit. Rumus: LSB = Vrange / 2^N, kalikan 1e6 untuk dapat microvolt.</w:t>
+        <w:t xml:space="preserve">Hitung LSB (Least Significant Bit) dalam microvolt untuk ADC ±10V (rentang 20V), 16-bit. Rumus: LSB = Vrange / 2</w:t>
+      </w:r>
+      <w:r>
+        <w:rPr>
+          <w:rFonts w:ascii="Arial" w:hAnsi="Arial" w:cs="Arial"/>
+          <w:b w:val="0"/>
+          <w:i w:val="0"/>
+          <w:sz w:val="22"/>
+          <w:vertAlign w:val="superscript"/>
+        </w:rPr>
+        <w:t xml:space="preserve">N</w:t>
+      </w:r>
+      <w:r>
+        <w:rPr>
+          <w:rFonts w:ascii="Arial" w:hAnsi="Arial" w:cs="Arial"/>
+          <w:b w:val="0"/>
+          <w:i w:val="0"/>
+          <w:sz w:val="22"/>
+        </w:rPr>
+        <w:t xml:space="preserve">, kalikan 1e6 untuk dapat microvolt.</w:t>
       </w:r>
     </w:p>
     <w:p>
@@ -8852,7 +9078,28 @@
           <w:color w:val="333333"/>
           <w:sz w:val="21"/>
         </w:rPr>
-        <w:t>LSB = rentang tegangan / 2^N; kalikan 1e6 untuk konversi ke microvolt. Masukkan rentang dan jumlah bit dari soal.</w:t>
+        <w:t xml:space="preserve">LSB = rentang tegangan / 2</w:t>
+      </w:r>
+      <w:r>
+        <w:rPr>
+          <w:rFonts w:ascii="Arial" w:hAnsi="Arial" w:cs="Arial"/>
+          <w:b w:val="0"/>
+          <w:i w:val="0"/>
+          <w:color w:val="333333"/>
+          <w:sz w:val="21"/>
+          <w:vertAlign w:val="superscript"/>
+        </w:rPr>
+        <w:t xml:space="preserve">N</w:t>
+      </w:r>
+      <w:r>
+        <w:rPr>
+          <w:rFonts w:ascii="Arial" w:hAnsi="Arial" w:cs="Arial"/>
+          <w:b w:val="0"/>
+          <w:i w:val="0"/>
+          <w:color w:val="333333"/>
+          <w:sz w:val="21"/>
+        </w:rPr>
+        <w:t xml:space="preserve">; kalikan 1e6 untuk konversi ke microvolt. Masukkan rentang dan jumlah bit dari soal.</w:t>
       </w:r>
     </w:p>
     <w:p>
@@ -9056,7 +9303,7 @@
           <w:i w:val="0"/>
           <w:sz w:val="22"/>
         </w:rPr>
-        <w:t>Lakukan resampling 5-menit max aggregation dengan pandas: df.resample('5min').max(). Cetak jumlah baris dari hasil resample (60 menit / 5 menit).</w:t>
+        <w:t xml:space="preserve">Lakukan resampling 5-menit max aggregation dengan pandas: df.resample('5min')·max(). Cetak jumlah baris dari hasil resample (60 menit / 5 menit).</w:t>
       </w:r>
     </w:p>
     <w:p>
@@ -9092,7 +9339,7 @@
           <w:color w:val="333333"/>
           <w:sz w:val="21"/>
         </w:rPr>
-        <w:t>Gunakan df.resample('5min').max() lalu hitung jumlah baris hasilnya dengan len().</w:t>
+        <w:t xml:space="preserve">Gunakan df.resample('5min')·max() lalu hitung jumlah baris hasilnya dengan len().</w:t>
       </w:r>
     </w:p>
     <w:p>
@@ -9363,7 +9610,7 @@
           <w:color w:val="333333"/>
           <w:sz w:val="21"/>
         </w:rPr>
-        <w:t>Sampel sinyal di bawah Nyquist, lalu cari frekuensi peak via FFT (rfft/rfftfreq + argmax); frekuensi alias = |f - k.fs| untuk k integer terdekat.</w:t>
+        <w:t xml:space="preserve">Sampel sinyal di bawah Nyquist, lalu cari frekuensi peak via FFT (rfft/rfftfreq + argmax); frekuensi alias = |f - k·fs| untuk k integer terdekat.</w:t>
       </w:r>
     </w:p>
     <w:p>
@@ -9423,7 +9670,7 @@
           <w:color w:val="333333"/>
           <w:sz w:val="21"/>
         </w:rPr>
-        <w:t>Resample data ke bin 5 menit dengan resample('5min').max(), lalu hitung berapa sel yang melebihi threshold dengan kondisi boolean dan np.sum.</w:t>
+        <w:t xml:space="preserve">Resample data ke bin 5 menit dengan resample('5min')·max(), lalu hitung berapa sel yang melebihi threshold dengan kondisi boolean dan np.sum.</w:t>
       </w:r>
     </w:p>
     <w:p>
@@ -9507,7 +9754,26 @@
           <w:i w:val="0"/>
           <w:sz w:val="22"/>
         </w:rPr>
-        <w:t>Hitung storage requirement edge tier dalam GB untuk arsitektur: 8 motor, fs=10 kHz, 16-bit, retensi 15 hari. Rumus: storage_GB = fs · (bits/8) · channels · detik_per_hari · hari / 1024^3.</w:t>
+        <w:t xml:space="preserve">Hitung storage requirement edge tier dalam GB untuk arsitektur: 8 motor, fs=10 kHz, 16-bit, retensi 15 hari. Rumus: storage_GB = fs · (bits/8) · channels · detik_per_hari · hari / 1024</w:t>
+      </w:r>
+      <w:r>
+        <w:rPr>
+          <w:rFonts w:ascii="Arial" w:hAnsi="Arial" w:cs="Arial"/>
+          <w:b w:val="0"/>
+          <w:i w:val="0"/>
+          <w:sz w:val="22"/>
+          <w:vertAlign w:val="superscript"/>
+        </w:rPr>
+        <w:t xml:space="preserve">3</w:t>
+      </w:r>
+      <w:r>
+        <w:rPr>
+          <w:rFonts w:ascii="Arial" w:hAnsi="Arial" w:cs="Arial"/>
+          <w:b w:val="0"/>
+          <w:i w:val="0"/>
+          <w:sz w:val="22"/>
+        </w:rPr>
+        <w:t xml:space="preserve">.</w:t>
       </w:r>
     </w:p>
     <w:p>
@@ -9543,7 +9809,28 @@
           <w:color w:val="333333"/>
           <w:sz w:val="21"/>
         </w:rPr>
-        <w:t>Storage = fs x (bits/8) x channel x detik_per_hari x jumlah_hari, lalu bagi 1024^3 untuk konversi ke GB; substitusikan parameter dari soal.</w:t>
+        <w:t xml:space="preserve">Storage = fs x (bits/8) x channel x detik_per_hari x jumlah_hari, lalu bagi 1024</w:t>
+      </w:r>
+      <w:r>
+        <w:rPr>
+          <w:rFonts w:ascii="Arial" w:hAnsi="Arial" w:cs="Arial"/>
+          <w:b w:val="0"/>
+          <w:i w:val="0"/>
+          <w:color w:val="333333"/>
+          <w:sz w:val="21"/>
+          <w:vertAlign w:val="superscript"/>
+        </w:rPr>
+        <w:t xml:space="preserve">3</w:t>
+      </w:r>
+      <w:r>
+        <w:rPr>
+          <w:rFonts w:ascii="Arial" w:hAnsi="Arial" w:cs="Arial"/>
+          <w:b w:val="0"/>
+          <w:i w:val="0"/>
+          <w:color w:val="333333"/>
+          <w:sz w:val="21"/>
+        </w:rPr>
+        <w:t xml:space="preserve"> untuk konversi ke GB; substitusikan parameter dari soal.</w:t>
       </w:r>
     </w:p>
     <w:p>

--- a/Optimalisasi-dan-Automasi/Modul-Word/Modul-3-Visualisasi-dan-Akuisisi-Pipeline.docx
+++ b/Optimalisasi-dan-Automasi/Modul-Word/Modul-3-Visualisasi-dan-Akuisisi-Pipeline.docx
@@ -9303,7 +9303,7 @@
           <w:i w:val="0"/>
           <w:sz w:val="22"/>
         </w:rPr>
-        <w:t xml:space="preserve">Lakukan resampling 5-menit max aggregation dengan pandas: df.resample('5min')·max(). Cetak jumlah baris dari hasil resample (60 menit / 5 menit).</w:t>
+        <w:t>Lakukan resampling 5-menit max aggregation dengan pandas: df.resample('5min').max(). Cetak jumlah baris dari hasil resample (60 menit / 5 menit).</w:t>
       </w:r>
     </w:p>
     <w:p>
@@ -9339,7 +9339,7 @@
           <w:color w:val="333333"/>
           <w:sz w:val="21"/>
         </w:rPr>
-        <w:t xml:space="preserve">Gunakan df.resample('5min')·max() lalu hitung jumlah baris hasilnya dengan len().</w:t>
+        <w:t>Gunakan df.resample('5min').max() lalu hitung jumlah baris hasilnya dengan len().</w:t>
       </w:r>
     </w:p>
     <w:p>
@@ -9670,7 +9670,7 @@
           <w:color w:val="333333"/>
           <w:sz w:val="21"/>
         </w:rPr>
-        <w:t xml:space="preserve">Resample data ke bin 5 menit dengan resample('5min')·max(), lalu hitung berapa sel yang melebihi threshold dengan kondisi boolean dan np.sum.</w:t>
+        <w:t>Resample data ke bin 5 menit dengan resample('5min').max(), lalu hitung berapa sel yang melebihi threshold dengan kondisi boolean dan np.sum.</w:t>
       </w:r>
     </w:p>
     <w:p>

--- a/Optimalisasi-dan-Automasi/Modul-Word/Modul-3-Visualisasi-dan-Akuisisi-Pipeline.docx
+++ b/Optimalisasi-dan-Automasi/Modul-Word/Modul-3-Visualisasi-dan-Akuisisi-Pipeline.docx
@@ -2852,8 +2852,11 @@
     </w:p>
     <w:p>
       <w:pPr>
+        <w:tabs>
+          <w:tab w:val="center" w:pos="4393"/>
+          <w:tab w:val="right" w:pos="8787"/>
+        </w:tabs>
         <w:spacing w:before="40" w:after="120"/>
-        <w:jc w:val="center"/>
       </w:pPr>
       <w:r>
         <w:rPr>
@@ -2863,7 +2866,7 @@
           <w:color w:val="305496"/>
           <w:sz w:val="22"/>
         </w:rPr>
-        <w:t xml:space="preserve">LSB = Vrange / 2</w:t>
+        <w:tab/>
       </w:r>
       <w:r>
         <w:rPr>
@@ -2872,9 +2875,8 @@
           <w:i/>
           <w:color w:val="305496"/>
           <w:sz w:val="22"/>
-          <w:vertAlign w:val="superscript"/>
-        </w:rPr>
-        <w:t xml:space="preserve">N</w:t>
+        </w:rPr>
+        <w:t xml:space="preserve">LSB = Vrange / 2</w:t>
       </w:r>
       <w:r>
         <w:rPr>
@@ -2883,8 +2885,9 @@
           <w:i/>
           <w:color w:val="305496"/>
           <w:sz w:val="22"/>
-        </w:rPr>
-        <w:t xml:space="preserve">          SNRkuantisasi = 6,02·N + 1,76 dB</w:t>
+          <w:vertAlign w:val="superscript"/>
+        </w:rPr>
+        <w:t xml:space="preserve">N</w:t>
       </w:r>
       <w:r>
         <w:rPr>
@@ -2894,7 +2897,18 @@
           <w:color w:val="305496"/>
           <w:sz w:val="22"/>
         </w:rPr>
-        <w:t xml:space="preserve">   (1)</w:t>
+        <w:t xml:space="preserve">          SNRkuantisasi = 6,02·N + 1,76 dB</w:t>
+      </w:r>
+      <w:r>
+        <w:rPr>
+          <w:rFonts w:ascii="Arial" w:hAnsi="Arial" w:cs="Arial"/>
+          <w:b/>
+          <w:i/>
+          <w:color w:val="305496"/>
+          <w:sz w:val="22"/>
+        </w:rPr>
+        <w:tab/>
+        <w:t xml:space="preserve">(1)</w:t>
       </w:r>
     </w:p>
     <w:p>
@@ -4001,8 +4015,11 @@
     </w:p>
     <w:p>
       <w:pPr>
+        <w:tabs>
+          <w:tab w:val="center" w:pos="4393"/>
+          <w:tab w:val="right" w:pos="8787"/>
+        </w:tabs>
         <w:spacing w:before="40" w:after="120"/>
-        <w:jc w:val="center"/>
       </w:pPr>
       <w:r>
         <w:rPr>
@@ -4012,7 +4029,7 @@
           <w:color w:val="305496"/>
           <w:sz w:val="22"/>
         </w:rPr>
-        <w:t>fs ≥ 2·fmaks       falias = |fsinyal − k·fs|</w:t>
+        <w:tab/>
       </w:r>
       <w:r>
         <w:rPr>
@@ -4022,7 +4039,18 @@
           <w:color w:val="305496"/>
           <w:sz w:val="22"/>
         </w:rPr>
-        <w:t xml:space="preserve">   (2)</w:t>
+        <w:t>fs ≥ 2·fmaks       falias = |fsinyal − k·fs|</w:t>
+      </w:r>
+      <w:r>
+        <w:rPr>
+          <w:rFonts w:ascii="Arial" w:hAnsi="Arial" w:cs="Arial"/>
+          <w:b/>
+          <w:i/>
+          <w:color w:val="305496"/>
+          <w:sz w:val="22"/>
+        </w:rPr>
+        <w:tab/>
+        <w:t xml:space="preserve">(2)</w:t>
       </w:r>
     </w:p>
     <w:p>
@@ -4209,8 +4237,11 @@
     </w:p>
     <w:p>
       <w:pPr>
+        <w:tabs>
+          <w:tab w:val="center" w:pos="4393"/>
+          <w:tab w:val="right" w:pos="8787"/>
+        </w:tabs>
         <w:spacing w:before="40" w:after="120"/>
-        <w:jc w:val="center"/>
       </w:pPr>
       <w:r>
         <w:rPr>
@@ -4220,7 +4251,7 @@
           <w:color w:val="305496"/>
           <w:sz w:val="22"/>
         </w:rPr>
-        <w:t>Bandwidth (B/s) = fs · (bits/8) · channels          Storage = Bandwidth · durasi</w:t>
+        <w:tab/>
       </w:r>
       <w:r>
         <w:rPr>
@@ -4230,7 +4261,18 @@
           <w:color w:val="305496"/>
           <w:sz w:val="22"/>
         </w:rPr>
-        <w:t xml:space="preserve">   (3)</w:t>
+        <w:t>Bandwidth (B/s) = fs · (bits/8) · channels          Storage = Bandwidth · durasi</w:t>
+      </w:r>
+      <w:r>
+        <w:rPr>
+          <w:rFonts w:ascii="Arial" w:hAnsi="Arial" w:cs="Arial"/>
+          <w:b/>
+          <w:i/>
+          <w:color w:val="305496"/>
+          <w:sz w:val="22"/>
+        </w:rPr>
+        <w:tab/>
+        <w:t xml:space="preserve">(3)</w:t>
       </w:r>
     </w:p>
     <w:p>

--- a/Optimalisasi-dan-Automasi/Modul-Word/Modul-3-Visualisasi-dan-Akuisisi-Pipeline.docx
+++ b/Optimalisasi-dan-Automasi/Modul-Word/Modul-3-Visualisasi-dan-Akuisisi-Pipeline.docx
@@ -2579,45 +2579,65 @@
     <w:p>
       <w:pPr>
         <w:pBdr>
-          <w:top w:val="single" w:sz="8" w:space="6" w:color="2E9E6B"/>
-          <w:left w:val="single" w:sz="8" w:space="6" w:color="2E9E6B"/>
-          <w:bottom w:val="single" w:sz="8" w:space="6" w:color="2E9E6B"/>
-          <w:right w:val="single" w:sz="8" w:space="6" w:color="2E9E6B"/>
+          <w:top w:val="single" w:sz="6" w:space="10" w:color="BFE3D0"/>
+          <w:left w:val="single" w:sz="24" w:space="12" w:color="1F7A55"/>
+          <w:bottom w:val="single" w:sz="6" w:space="10" w:color="BFE3D0"/>
+          <w:right w:val="single" w:sz="6" w:space="10" w:color="BFE3D0"/>
         </w:pBdr>
-        <w:shd w:val="clear" w:fill="EAF7F0"/>
-        <w:spacing w:before="80" w:after="240"/>
-      </w:pPr>
-      <w:r>
-        <w:rPr>
-          <w:rFonts w:ascii="Arial" w:hAnsi="Arial" w:cs="Arial"/>
-          <w:b/>
-          <w:i w:val="0"/>
-          <w:color w:val="1F3864"/>
-          <w:sz w:val="21"/>
-        </w:rPr>
-        <w:t xml:space="preserve">🔗 Modul Interaktif: </w:t>
+        <w:shd w:val="clear" w:fill="F1FAF5"/>
+        <w:spacing w:before="140" w:after="60" w:line="264" w:lineRule="auto"/>
+        <w:ind w:left="170" w:right="170"/>
+        <w:jc w:val="left"/>
+      </w:pPr>
+      <w:r>
+        <w:rPr>
+          <w:rFonts w:ascii="Arial" w:hAnsi="Arial" w:cs="Arial"/>
+          <w:b/>
+          <w:i w:val="0"/>
+          <w:color w:val="1F7A55"/>
+          <w:sz w:val="17"/>
+          <w:spacing w:val="30"/>
+        </w:rPr>
+        <w:t xml:space="preserve">🔗 MODUL INTERAKTIF</w:t>
+      </w:r>
+      <w:r>
+        <w:br/>
       </w:r>
       <w:hyperlink r:id="rId19">
         <w:r>
           <w:rPr>
             <w:rFonts w:ascii="Arial" w:hAnsi="Arial" w:cs="Arial"/>
-            <w:sz w:val="22"/>
+            <w:b/>
             <w:color w:val="0563C1"/>
+            <w:sz w:val="20"/>
             <w:u w:val="single"/>
-            <w:b/>
           </w:rPr>
           <w:t xml:space="preserve">https://dedik-romahadi.github.io/Mechanical-Engineering-Courses/Optimalisasi-dan-Automasi/Modul/Modul-3.html</w:t>
         </w:r>
       </w:hyperlink>
-      <w:r>
-        <w:rPr>
-          <w:rFonts w:ascii="Arial" w:hAnsi="Arial" w:cs="Arial"/>
-          <w:b w:val="0"/>
-          <w:i w:val="0"/>
-          <w:color w:val="333333"/>
-          <w:sz w:val="20"/>
-        </w:rPr>
-        <w:t>. Pada layar masuk, pilih tombol “👁️ Mode Preview (Tanpa Login)” untuk melihat modul lengkap (animasi, kalkulator interaktif, editor kode Python langsung di browser) tanpa perlu akun. Soal pada Mode Preview bersifat tampilan saja; jawaban benar/salah dan poin tidak aktif.</w:t>
+    </w:p>
+    <w:p>
+      <w:pPr>
+        <w:pBdr>
+          <w:top w:val="single" w:sz="6" w:space="10" w:color="BFE3D0"/>
+          <w:left w:val="single" w:sz="24" w:space="12" w:color="1F7A55"/>
+          <w:bottom w:val="single" w:sz="6" w:space="10" w:color="BFE3D0"/>
+          <w:right w:val="single" w:sz="6" w:space="10" w:color="BFE3D0"/>
+        </w:pBdr>
+        <w:shd w:val="clear" w:fill="F1FAF5"/>
+        <w:spacing w:before="0" w:after="140" w:line="264" w:lineRule="auto"/>
+        <w:ind w:left="170" w:right="170"/>
+        <w:jc w:val="left"/>
+      </w:pPr>
+      <w:r>
+        <w:rPr>
+          <w:rFonts w:ascii="Arial" w:hAnsi="Arial" w:cs="Arial"/>
+          <w:b w:val="0"/>
+          <w:i w:val="0"/>
+          <w:color w:val="44525F"/>
+          <w:sz w:val="19"/>
+        </w:rPr>
+        <w:t xml:space="preserve">Pada layar masuk, pilih tombol “👁️ Mode Preview (Tanpa Login)” untuk melihat modul lengkap (animasi, kalkulator interaktif, editor kode Python langsung di browser) tanpa perlu akun. Soal pada Mode Preview bersifat tampilan saja; jawaban benar/salah dan poin tidak aktif.</w:t>
       </w:r>
     </w:p>
     <w:p>
